--- a/8.资源管理/1.流程制度规范类文件/080101-运维工具管理制度.docx
+++ b/8.资源管理/1.流程制度规范类文件/080101-运维工具管理制度.docx
@@ -7,7 +7,15 @@
         <w:pStyle w:val="31"/>
         <w:bidi w:val="0"/>
       </w:pPr>
-      <w:bookmarkStart w:id="0" w:name="_Toc11233"/>
+      <w:bookmarkStart w:id="0" w:name="_Toc26040"/>
+    </w:p>
+    <w:p>
+      <w:pPr>
+        <w:pStyle w:val="31"/>
+        <w:bidi w:val="0"/>
+      </w:pPr>
+      <w:bookmarkStart w:id="20" w:name="_GoBack"/>
+      <w:bookmarkEnd w:id="20"/>
       <w:r>
         <w:t>运维工具管理制度</w:t>
       </w:r>
@@ -18,7 +26,7 @@
         <w:pStyle w:val="32"/>
         <w:bidi w:val="0"/>
       </w:pPr>
-      <w:bookmarkStart w:id="1" w:name="_Toc8281"/>
+      <w:bookmarkStart w:id="1" w:name="_Toc17551"/>
       <w:r>
         <w:t>甘肃国邦信息科技有限公司</w:t>
       </w:r>
@@ -45,7 +53,7 @@
           <w:cols w:space="720" w:num="1"/>
         </w:sectPr>
       </w:pPr>
-      <w:bookmarkStart w:id="2" w:name="_Toc16793"/>
+      <w:bookmarkStart w:id="2" w:name="_Toc28424"/>
       <w:r>
         <w:rPr>
           <w:rFonts w:hint="eastAsia" w:ascii="宋体" w:hAnsi="宋体" w:eastAsia="宋体" w:cs="宋体"/>
@@ -68,7 +76,7 @@
           <w:szCs w:val="28"/>
         </w:rPr>
       </w:pPr>
-      <w:bookmarkStart w:id="3" w:name="_Toc19915"/>
+      <w:bookmarkStart w:id="3" w:name="_Toc18832"/>
       <w:r>
         <w:rPr>
           <w:rFonts w:ascii="宋体" w:hAnsi="宋体" w:eastAsia="宋体" w:cs="宋体"/>
@@ -505,7 +513,8 @@
           <w:p>
             <w:pPr>
               <w:spacing w:before="133" w:line="220" w:lineRule="auto"/>
-              <w:ind w:left="480"/>
+              <w:ind w:left="0" w:leftChars="0" w:right="0" w:rightChars="0" w:firstLine="0" w:firstLineChars="0"/>
+              <w:jc w:val="center"/>
               <w:rPr>
                 <w:rFonts w:hint="default" w:ascii="宋体" w:hAnsi="宋体" w:eastAsia="宋体" w:cs="宋体"/>
                 <w:sz w:val="21"/>
@@ -1006,7 +1015,7 @@
               <w:rFonts w:hint="eastAsia" w:ascii="Microsoft JhengHei" w:hAnsi="Microsoft JhengHei" w:eastAsia="Microsoft JhengHei" w:cs="Microsoft JhengHei"/>
               <w:szCs w:val="24"/>
             </w:rPr>
-            <w:instrText xml:space="preserve"> HYPERLINK \l _Toc11233 </w:instrText>
+            <w:instrText xml:space="preserve"> HYPERLINK \l _Toc26040 </w:instrText>
           </w:r>
           <w:r>
             <w:rPr>
@@ -1025,7 +1034,7 @@
             <w:fldChar w:fldCharType="begin"/>
           </w:r>
           <w:r>
-            <w:instrText xml:space="preserve"> PAGEREF _Toc11233 \h </w:instrText>
+            <w:instrText xml:space="preserve"> PAGEREF _Toc26040 \h </w:instrText>
           </w:r>
           <w:r>
             <w:fldChar w:fldCharType="separate"/>
@@ -1063,7 +1072,7 @@
               <w:rFonts w:hint="eastAsia" w:ascii="Microsoft JhengHei" w:hAnsi="Microsoft JhengHei" w:eastAsia="Microsoft JhengHei" w:cs="Microsoft JhengHei"/>
               <w:szCs w:val="24"/>
             </w:rPr>
-            <w:instrText xml:space="preserve"> HYPERLINK \l _Toc8281 </w:instrText>
+            <w:instrText xml:space="preserve"> HYPERLINK \l _Toc17551 </w:instrText>
           </w:r>
           <w:r>
             <w:rPr>
@@ -1082,7 +1091,7 @@
             <w:fldChar w:fldCharType="begin"/>
           </w:r>
           <w:r>
-            <w:instrText xml:space="preserve"> PAGEREF _Toc8281 \h </w:instrText>
+            <w:instrText xml:space="preserve"> PAGEREF _Toc17551 \h </w:instrText>
           </w:r>
           <w:r>
             <w:fldChar w:fldCharType="separate"/>
@@ -1120,7 +1129,7 @@
               <w:rFonts w:hint="eastAsia" w:ascii="Microsoft JhengHei" w:hAnsi="Microsoft JhengHei" w:eastAsia="Microsoft JhengHei" w:cs="Microsoft JhengHei"/>
               <w:szCs w:val="24"/>
             </w:rPr>
-            <w:instrText xml:space="preserve"> HYPERLINK \l _Toc16793 </w:instrText>
+            <w:instrText xml:space="preserve"> HYPERLINK \l _Toc28424 </w:instrText>
           </w:r>
           <w:r>
             <w:rPr>
@@ -1144,7 +1153,7 @@
             <w:fldChar w:fldCharType="begin"/>
           </w:r>
           <w:r>
-            <w:instrText xml:space="preserve"> PAGEREF _Toc16793 \h </w:instrText>
+            <w:instrText xml:space="preserve"> PAGEREF _Toc28424 \h </w:instrText>
           </w:r>
           <w:r>
             <w:fldChar w:fldCharType="separate"/>
@@ -1182,7 +1191,7 @@
               <w:rFonts w:hint="eastAsia" w:ascii="Microsoft JhengHei" w:hAnsi="Microsoft JhengHei" w:eastAsia="Microsoft JhengHei" w:cs="Microsoft JhengHei"/>
               <w:szCs w:val="24"/>
             </w:rPr>
-            <w:instrText xml:space="preserve"> HYPERLINK \l _Toc19915 </w:instrText>
+            <w:instrText xml:space="preserve"> HYPERLINK \l _Toc18832 </w:instrText>
           </w:r>
           <w:r>
             <w:rPr>
@@ -1206,7 +1215,7 @@
             <w:fldChar w:fldCharType="begin"/>
           </w:r>
           <w:r>
-            <w:instrText xml:space="preserve"> PAGEREF _Toc19915 \h </w:instrText>
+            <w:instrText xml:space="preserve"> PAGEREF _Toc18832 \h </w:instrText>
           </w:r>
           <w:r>
             <w:fldChar w:fldCharType="separate"/>
@@ -1244,7 +1253,7 @@
               <w:rFonts w:hint="eastAsia" w:ascii="Microsoft JhengHei" w:hAnsi="Microsoft JhengHei" w:eastAsia="Microsoft JhengHei" w:cs="Microsoft JhengHei"/>
               <w:szCs w:val="24"/>
             </w:rPr>
-            <w:instrText xml:space="preserve"> HYPERLINK \l _Toc21906 </w:instrText>
+            <w:instrText xml:space="preserve"> HYPERLINK \l _Toc24398 </w:instrText>
           </w:r>
           <w:r>
             <w:rPr>
@@ -1269,7 +1278,7 @@
             <w:fldChar w:fldCharType="begin"/>
           </w:r>
           <w:r>
-            <w:instrText xml:space="preserve"> PAGEREF _Toc21906 \h </w:instrText>
+            <w:instrText xml:space="preserve"> PAGEREF _Toc24398 \h </w:instrText>
           </w:r>
           <w:r>
             <w:fldChar w:fldCharType="separate"/>
@@ -1307,7 +1316,7 @@
               <w:rFonts w:hint="eastAsia" w:ascii="Microsoft JhengHei" w:hAnsi="Microsoft JhengHei" w:eastAsia="Microsoft JhengHei" w:cs="Microsoft JhengHei"/>
               <w:szCs w:val="24"/>
             </w:rPr>
-            <w:instrText xml:space="preserve"> HYPERLINK \l _Toc1177 </w:instrText>
+            <w:instrText xml:space="preserve"> HYPERLINK \l _Toc21632 </w:instrText>
           </w:r>
           <w:r>
             <w:rPr>
@@ -1332,7 +1341,7 @@
             <w:fldChar w:fldCharType="begin"/>
           </w:r>
           <w:r>
-            <w:instrText xml:space="preserve"> PAGEREF _Toc1177 \h </w:instrText>
+            <w:instrText xml:space="preserve"> PAGEREF _Toc21632 \h </w:instrText>
           </w:r>
           <w:r>
             <w:fldChar w:fldCharType="separate"/>
@@ -1370,7 +1379,7 @@
               <w:rFonts w:hint="eastAsia" w:ascii="Microsoft JhengHei" w:hAnsi="Microsoft JhengHei" w:eastAsia="Microsoft JhengHei" w:cs="Microsoft JhengHei"/>
               <w:szCs w:val="24"/>
             </w:rPr>
-            <w:instrText xml:space="preserve"> HYPERLINK \l _Toc543 </w:instrText>
+            <w:instrText xml:space="preserve"> HYPERLINK \l _Toc7769 </w:instrText>
           </w:r>
           <w:r>
             <w:rPr>
@@ -1395,7 +1404,7 @@
             <w:fldChar w:fldCharType="begin"/>
           </w:r>
           <w:r>
-            <w:instrText xml:space="preserve"> PAGEREF _Toc543 \h </w:instrText>
+            <w:instrText xml:space="preserve"> PAGEREF _Toc7769 \h </w:instrText>
           </w:r>
           <w:r>
             <w:fldChar w:fldCharType="separate"/>
@@ -1433,7 +1442,7 @@
               <w:rFonts w:hint="eastAsia" w:ascii="Microsoft JhengHei" w:hAnsi="Microsoft JhengHei" w:eastAsia="Microsoft JhengHei" w:cs="Microsoft JhengHei"/>
               <w:szCs w:val="24"/>
             </w:rPr>
-            <w:instrText xml:space="preserve"> HYPERLINK \l _Toc4262 </w:instrText>
+            <w:instrText xml:space="preserve"> HYPERLINK \l _Toc7797 </w:instrText>
           </w:r>
           <w:r>
             <w:rPr>
@@ -1458,7 +1467,7 @@
             <w:fldChar w:fldCharType="begin"/>
           </w:r>
           <w:r>
-            <w:instrText xml:space="preserve"> PAGEREF _Toc4262 \h </w:instrText>
+            <w:instrText xml:space="preserve"> PAGEREF _Toc7797 \h </w:instrText>
           </w:r>
           <w:r>
             <w:fldChar w:fldCharType="separate"/>
@@ -1496,7 +1505,7 @@
               <w:rFonts w:hint="eastAsia" w:ascii="Microsoft JhengHei" w:hAnsi="Microsoft JhengHei" w:eastAsia="Microsoft JhengHei" w:cs="Microsoft JhengHei"/>
               <w:szCs w:val="24"/>
             </w:rPr>
-            <w:instrText xml:space="preserve"> HYPERLINK \l _Toc6902 </w:instrText>
+            <w:instrText xml:space="preserve"> HYPERLINK \l _Toc14171 </w:instrText>
           </w:r>
           <w:r>
             <w:rPr>
@@ -1521,7 +1530,7 @@
             <w:fldChar w:fldCharType="begin"/>
           </w:r>
           <w:r>
-            <w:instrText xml:space="preserve"> PAGEREF _Toc6902 \h </w:instrText>
+            <w:instrText xml:space="preserve"> PAGEREF _Toc14171 \h </w:instrText>
           </w:r>
           <w:r>
             <w:fldChar w:fldCharType="separate"/>
@@ -1559,7 +1568,7 @@
               <w:rFonts w:hint="eastAsia" w:ascii="Microsoft JhengHei" w:hAnsi="Microsoft JhengHei" w:eastAsia="Microsoft JhengHei" w:cs="Microsoft JhengHei"/>
               <w:szCs w:val="24"/>
             </w:rPr>
-            <w:instrText xml:space="preserve"> HYPERLINK \l _Toc14537 </w:instrText>
+            <w:instrText xml:space="preserve"> HYPERLINK \l _Toc19046 </w:instrText>
           </w:r>
           <w:r>
             <w:rPr>
@@ -1584,7 +1593,7 @@
             <w:fldChar w:fldCharType="begin"/>
           </w:r>
           <w:r>
-            <w:instrText xml:space="preserve"> PAGEREF _Toc14537 \h </w:instrText>
+            <w:instrText xml:space="preserve"> PAGEREF _Toc19046 \h </w:instrText>
           </w:r>
           <w:r>
             <w:fldChar w:fldCharType="separate"/>
@@ -1622,7 +1631,7 @@
               <w:rFonts w:hint="eastAsia" w:ascii="Microsoft JhengHei" w:hAnsi="Microsoft JhengHei" w:eastAsia="Microsoft JhengHei" w:cs="Microsoft JhengHei"/>
               <w:szCs w:val="24"/>
             </w:rPr>
-            <w:instrText xml:space="preserve"> HYPERLINK \l _Toc19900 </w:instrText>
+            <w:instrText xml:space="preserve"> HYPERLINK \l _Toc15294 </w:instrText>
           </w:r>
           <w:r>
             <w:rPr>
@@ -1647,7 +1656,7 @@
             <w:fldChar w:fldCharType="begin"/>
           </w:r>
           <w:r>
-            <w:instrText xml:space="preserve"> PAGEREF _Toc19900 \h </w:instrText>
+            <w:instrText xml:space="preserve"> PAGEREF _Toc15294 \h </w:instrText>
           </w:r>
           <w:r>
             <w:fldChar w:fldCharType="separate"/>
@@ -1685,7 +1694,7 @@
               <w:rFonts w:hint="eastAsia" w:ascii="Microsoft JhengHei" w:hAnsi="Microsoft JhengHei" w:eastAsia="Microsoft JhengHei" w:cs="Microsoft JhengHei"/>
               <w:szCs w:val="24"/>
             </w:rPr>
-            <w:instrText xml:space="preserve"> HYPERLINK \l _Toc5519 </w:instrText>
+            <w:instrText xml:space="preserve"> HYPERLINK \l _Toc23869 </w:instrText>
           </w:r>
           <w:r>
             <w:rPr>
@@ -1714,7 +1723,7 @@
             <w:fldChar w:fldCharType="begin"/>
           </w:r>
           <w:r>
-            <w:instrText xml:space="preserve"> PAGEREF _Toc5519 \h </w:instrText>
+            <w:instrText xml:space="preserve"> PAGEREF _Toc23869 \h </w:instrText>
           </w:r>
           <w:r>
             <w:fldChar w:fldCharType="separate"/>
@@ -1752,7 +1761,7 @@
               <w:rFonts w:hint="eastAsia" w:ascii="Microsoft JhengHei" w:hAnsi="Microsoft JhengHei" w:eastAsia="Microsoft JhengHei" w:cs="Microsoft JhengHei"/>
               <w:szCs w:val="24"/>
             </w:rPr>
-            <w:instrText xml:space="preserve"> HYPERLINK \l _Toc29760 </w:instrText>
+            <w:instrText xml:space="preserve"> HYPERLINK \l _Toc31067 </w:instrText>
           </w:r>
           <w:r>
             <w:rPr>
@@ -1782,7 +1791,7 @@
             <w:fldChar w:fldCharType="begin"/>
           </w:r>
           <w:r>
-            <w:instrText xml:space="preserve"> PAGEREF _Toc29760 \h </w:instrText>
+            <w:instrText xml:space="preserve"> PAGEREF _Toc31067 \h </w:instrText>
           </w:r>
           <w:r>
             <w:fldChar w:fldCharType="separate"/>
@@ -1820,7 +1829,7 @@
               <w:rFonts w:hint="eastAsia" w:ascii="Microsoft JhengHei" w:hAnsi="Microsoft JhengHei" w:eastAsia="Microsoft JhengHei" w:cs="Microsoft JhengHei"/>
               <w:szCs w:val="24"/>
             </w:rPr>
-            <w:instrText xml:space="preserve"> HYPERLINK \l _Toc5920 </w:instrText>
+            <w:instrText xml:space="preserve"> HYPERLINK \l _Toc16284 </w:instrText>
           </w:r>
           <w:r>
             <w:rPr>
@@ -1850,7 +1859,7 @@
             <w:fldChar w:fldCharType="begin"/>
           </w:r>
           <w:r>
-            <w:instrText xml:space="preserve"> PAGEREF _Toc5920 \h </w:instrText>
+            <w:instrText xml:space="preserve"> PAGEREF _Toc16284 \h </w:instrText>
           </w:r>
           <w:r>
             <w:fldChar w:fldCharType="separate"/>
@@ -1888,7 +1897,7 @@
               <w:rFonts w:hint="eastAsia" w:ascii="Microsoft JhengHei" w:hAnsi="Microsoft JhengHei" w:eastAsia="Microsoft JhengHei" w:cs="Microsoft JhengHei"/>
               <w:szCs w:val="24"/>
             </w:rPr>
-            <w:instrText xml:space="preserve"> HYPERLINK \l _Toc3414 </w:instrText>
+            <w:instrText xml:space="preserve"> HYPERLINK \l _Toc1978 </w:instrText>
           </w:r>
           <w:r>
             <w:rPr>
@@ -1918,7 +1927,7 @@
             <w:fldChar w:fldCharType="begin"/>
           </w:r>
           <w:r>
-            <w:instrText xml:space="preserve"> PAGEREF _Toc3414 \h </w:instrText>
+            <w:instrText xml:space="preserve"> PAGEREF _Toc1978 \h </w:instrText>
           </w:r>
           <w:r>
             <w:fldChar w:fldCharType="separate"/>
@@ -1956,7 +1965,7 @@
               <w:rFonts w:hint="eastAsia" w:ascii="Microsoft JhengHei" w:hAnsi="Microsoft JhengHei" w:eastAsia="Microsoft JhengHei" w:cs="Microsoft JhengHei"/>
               <w:szCs w:val="24"/>
             </w:rPr>
-            <w:instrText xml:space="preserve"> HYPERLINK \l _Toc31522 </w:instrText>
+            <w:instrText xml:space="preserve"> HYPERLINK \l _Toc24242 </w:instrText>
           </w:r>
           <w:r>
             <w:rPr>
@@ -1981,7 +1990,7 @@
             <w:fldChar w:fldCharType="begin"/>
           </w:r>
           <w:r>
-            <w:instrText xml:space="preserve"> PAGEREF _Toc31522 \h </w:instrText>
+            <w:instrText xml:space="preserve"> PAGEREF _Toc24242 \h </w:instrText>
           </w:r>
           <w:r>
             <w:fldChar w:fldCharType="separate"/>
@@ -2019,7 +2028,7 @@
               <w:rFonts w:hint="eastAsia" w:ascii="Microsoft JhengHei" w:hAnsi="Microsoft JhengHei" w:eastAsia="Microsoft JhengHei" w:cs="Microsoft JhengHei"/>
               <w:szCs w:val="24"/>
             </w:rPr>
-            <w:instrText xml:space="preserve"> HYPERLINK \l _Toc14758 </w:instrText>
+            <w:instrText xml:space="preserve"> HYPERLINK \l _Toc3076 </w:instrText>
           </w:r>
           <w:r>
             <w:rPr>
@@ -2044,7 +2053,7 @@
             <w:fldChar w:fldCharType="begin"/>
           </w:r>
           <w:r>
-            <w:instrText xml:space="preserve"> PAGEREF _Toc14758 \h </w:instrText>
+            <w:instrText xml:space="preserve"> PAGEREF _Toc3076 \h </w:instrText>
           </w:r>
           <w:r>
             <w:fldChar w:fldCharType="separate"/>
@@ -2082,7 +2091,7 @@
               <w:rFonts w:hint="eastAsia" w:ascii="Microsoft JhengHei" w:hAnsi="Microsoft JhengHei" w:eastAsia="Microsoft JhengHei" w:cs="Microsoft JhengHei"/>
               <w:szCs w:val="24"/>
             </w:rPr>
-            <w:instrText xml:space="preserve"> HYPERLINK \l _Toc15052 </w:instrText>
+            <w:instrText xml:space="preserve"> HYPERLINK \l _Toc27858 </w:instrText>
           </w:r>
           <w:r>
             <w:rPr>
@@ -2111,7 +2120,7 @@
             <w:fldChar w:fldCharType="begin"/>
           </w:r>
           <w:r>
-            <w:instrText xml:space="preserve"> PAGEREF _Toc15052 \h </w:instrText>
+            <w:instrText xml:space="preserve"> PAGEREF _Toc27858 \h </w:instrText>
           </w:r>
           <w:r>
             <w:fldChar w:fldCharType="separate"/>
@@ -2177,7 +2186,7 @@
         <w:pStyle w:val="26"/>
         <w:bidi w:val="0"/>
       </w:pPr>
-      <w:bookmarkStart w:id="4" w:name="_Toc21906"/>
+      <w:bookmarkStart w:id="4" w:name="_Toc24398"/>
       <w:r>
         <w:t>目的</w:t>
       </w:r>
@@ -2185,15 +2194,67 @@
     </w:p>
     <w:p>
       <w:pPr>
-        <w:spacing w:before="169" w:line="362" w:lineRule="auto"/>
-        <w:ind w:left="23" w:right="40" w:firstLine="482"/>
-        <w:jc w:val="both"/>
+        <w:pStyle w:val="27"/>
+        <w:bidi w:val="0"/>
+      </w:pPr>
+      <w:r>
+        <w:t>为保证IT运维系统安全稳定的运行，满足需方运行维护服务需求，明确岗位职责、规范系统操作、提高系统可靠性和维护管理水平，特制定运维工具管理制度。</w:t>
+      </w:r>
+    </w:p>
+    <w:p>
+      <w:pPr>
+        <w:pStyle w:val="26"/>
+        <w:bidi w:val="0"/>
+      </w:pPr>
+      <w:bookmarkStart w:id="5" w:name="_Toc21632"/>
+      <w:r>
+        <w:t>适用范围</w:t>
+      </w:r>
+      <w:bookmarkEnd w:id="5"/>
+    </w:p>
+    <w:p>
+      <w:pPr>
+        <w:pStyle w:val="27"/>
+        <w:bidi w:val="0"/>
+      </w:pPr>
+      <w:r>
+        <w:t>运行维护服务过程中使用的运行维护工具，主要包括运维过程工具、监控工具及其他工具。</w:t>
+      </w:r>
+    </w:p>
+    <w:p>
+      <w:pPr>
+        <w:pStyle w:val="26"/>
+        <w:bidi w:val="0"/>
+      </w:pPr>
+      <w:bookmarkStart w:id="6" w:name="_Toc7769"/>
+      <w:r>
+        <w:t>引用文件</w:t>
+      </w:r>
+      <w:bookmarkEnd w:id="6"/>
+    </w:p>
+    <w:p>
+      <w:pPr>
+        <w:numPr>
+          <w:ilvl w:val="0"/>
+          <w:numId w:val="2"/>
+        </w:numPr>
+        <w:spacing w:before="176" w:line="220" w:lineRule="auto"/>
+        <w:ind w:left="425" w:leftChars="0" w:hanging="425" w:firstLineChars="0"/>
         <w:rPr>
           <w:rFonts w:ascii="宋体" w:hAnsi="宋体" w:eastAsia="宋体" w:cs="宋体"/>
           <w:sz w:val="24"/>
           <w:szCs w:val="24"/>
         </w:rPr>
       </w:pPr>
+      <w:r>
+        <w:rPr>
+          <w:rFonts w:hint="eastAsia" w:ascii="宋体" w:hAnsi="宋体" w:eastAsia="宋体" w:cs="宋体"/>
+          <w:spacing w:val="-1"/>
+          <w:sz w:val="24"/>
+          <w:szCs w:val="24"/>
+        </w:rPr>
+        <w:t>T/CESA 1299—2023</w:t>
+      </w:r>
       <w:r>
         <w:rPr>
           <w:rFonts w:ascii="宋体" w:hAnsi="宋体" w:eastAsia="宋体" w:cs="宋体"/>
@@ -2201,17 +2262,23 @@
           <w:sz w:val="24"/>
           <w:szCs w:val="24"/>
         </w:rPr>
-        <w:t>为保证</w:t>
-      </w:r>
-      <w:r>
+        <w:t xml:space="preserve"> 《信息技术服务 运行维护服务能力成熟度模型》</w:t>
+      </w:r>
+    </w:p>
+    <w:p>
+      <w:pPr>
+        <w:numPr>
+          <w:ilvl w:val="0"/>
+          <w:numId w:val="2"/>
+        </w:numPr>
+        <w:spacing w:before="182" w:line="220" w:lineRule="auto"/>
+        <w:ind w:left="425" w:leftChars="0" w:hanging="425" w:firstLineChars="0"/>
         <w:rPr>
           <w:rFonts w:ascii="宋体" w:hAnsi="宋体" w:eastAsia="宋体" w:cs="宋体"/>
-          <w:spacing w:val="-37"/>
           <w:sz w:val="24"/>
           <w:szCs w:val="24"/>
         </w:rPr>
-        <w:t xml:space="preserve"> </w:t>
-      </w:r>
+      </w:pPr>
       <w:r>
         <w:rPr>
           <w:rFonts w:ascii="宋体" w:hAnsi="宋体" w:eastAsia="宋体" w:cs="宋体"/>
@@ -2219,17 +2286,68 @@
           <w:sz w:val="24"/>
           <w:szCs w:val="24"/>
         </w:rPr>
-        <w:t>IT</w:t>
+        <w:t>GB/T 28827.1-2022 《信息技术服务</w:t>
       </w:r>
       <w:r>
         <w:rPr>
           <w:rFonts w:ascii="宋体" w:hAnsi="宋体" w:eastAsia="宋体" w:cs="宋体"/>
-          <w:spacing w:val="-51"/>
+          <w:spacing w:val="-2"/>
           <w:sz w:val="24"/>
           <w:szCs w:val="24"/>
         </w:rPr>
+        <w:t xml:space="preserve"> 运行维护 第</w:t>
+      </w:r>
+      <w:r>
+        <w:rPr>
+          <w:rFonts w:ascii="宋体" w:hAnsi="宋体" w:eastAsia="宋体" w:cs="宋体"/>
+          <w:spacing w:val="-33"/>
+          <w:sz w:val="24"/>
+          <w:szCs w:val="24"/>
+        </w:rPr>
         <w:t xml:space="preserve"> </w:t>
       </w:r>
+      <w:r>
+        <w:rPr>
+          <w:rFonts w:ascii="宋体" w:hAnsi="宋体" w:eastAsia="宋体" w:cs="宋体"/>
+          <w:spacing w:val="-2"/>
+          <w:sz w:val="24"/>
+          <w:szCs w:val="24"/>
+        </w:rPr>
+        <w:t>1</w:t>
+      </w:r>
+      <w:r>
+        <w:rPr>
+          <w:rFonts w:ascii="宋体" w:hAnsi="宋体" w:eastAsia="宋体" w:cs="宋体"/>
+          <w:spacing w:val="-47"/>
+          <w:sz w:val="24"/>
+          <w:szCs w:val="24"/>
+        </w:rPr>
+        <w:t xml:space="preserve"> </w:t>
+      </w:r>
+      <w:r>
+        <w:rPr>
+          <w:rFonts w:ascii="宋体" w:hAnsi="宋体" w:eastAsia="宋体" w:cs="宋体"/>
+          <w:spacing w:val="-2"/>
+          <w:sz w:val="24"/>
+          <w:szCs w:val="24"/>
+        </w:rPr>
+        <w:t>部分：通用要求》</w:t>
+      </w:r>
+    </w:p>
+    <w:p>
+      <w:pPr>
+        <w:numPr>
+          <w:ilvl w:val="0"/>
+          <w:numId w:val="2"/>
+        </w:numPr>
+        <w:spacing w:before="182" w:line="220" w:lineRule="auto"/>
+        <w:ind w:left="425" w:leftChars="0" w:hanging="425" w:firstLineChars="0"/>
+        <w:rPr>
+          <w:rFonts w:ascii="宋体" w:hAnsi="宋体" w:eastAsia="宋体" w:cs="宋体"/>
+          <w:sz w:val="24"/>
+          <w:szCs w:val="24"/>
+        </w:rPr>
+      </w:pPr>
       <w:r>
         <w:rPr>
           <w:rFonts w:ascii="宋体" w:hAnsi="宋体" w:eastAsia="宋体" w:cs="宋体"/>
@@ -2237,7 +2355,43 @@
           <w:sz w:val="24"/>
           <w:szCs w:val="24"/>
         </w:rPr>
-        <w:t>运维系统安全稳定的运行，满足需</w:t>
+        <w:t>GB/T 28827.2-2012 《信息技术服务 运行维护 第</w:t>
+      </w:r>
+      <w:r>
+        <w:rPr>
+          <w:rFonts w:ascii="宋体" w:hAnsi="宋体" w:eastAsia="宋体" w:cs="宋体"/>
+          <w:spacing w:val="-48"/>
+          <w:sz w:val="24"/>
+          <w:szCs w:val="24"/>
+        </w:rPr>
+        <w:t xml:space="preserve"> </w:t>
+      </w:r>
+      <w:r>
+        <w:rPr>
+          <w:rFonts w:ascii="宋体" w:hAnsi="宋体" w:eastAsia="宋体" w:cs="宋体"/>
+          <w:spacing w:val="-1"/>
+          <w:sz w:val="24"/>
+          <w:szCs w:val="24"/>
+        </w:rPr>
+        <w:t>2</w:t>
+      </w:r>
+      <w:r>
+        <w:rPr>
+          <w:rFonts w:ascii="宋体" w:hAnsi="宋体" w:eastAsia="宋体" w:cs="宋体"/>
+          <w:spacing w:val="-47"/>
+          <w:sz w:val="24"/>
+          <w:szCs w:val="24"/>
+        </w:rPr>
+        <w:t xml:space="preserve"> </w:t>
+      </w:r>
+      <w:r>
+        <w:rPr>
+          <w:rFonts w:ascii="宋体" w:hAnsi="宋体" w:eastAsia="宋体" w:cs="宋体"/>
+          <w:spacing w:val="-1"/>
+          <w:sz w:val="24"/>
+          <w:szCs w:val="24"/>
+        </w:rPr>
+        <w:t>部分：交付</w:t>
       </w:r>
       <w:r>
         <w:rPr>
@@ -2246,16 +2400,23 @@
           <w:sz w:val="24"/>
           <w:szCs w:val="24"/>
         </w:rPr>
-        <w:t>方运行维护服务需求，明确岗</w:t>
-      </w:r>
-      <w:r>
+        <w:t>规范》</w:t>
+      </w:r>
+    </w:p>
+    <w:p>
+      <w:pPr>
+        <w:numPr>
+          <w:ilvl w:val="0"/>
+          <w:numId w:val="2"/>
+        </w:numPr>
+        <w:spacing w:before="183" w:line="292" w:lineRule="auto"/>
+        <w:ind w:left="425" w:leftChars="0" w:right="14" w:hanging="425" w:firstLineChars="0"/>
         <w:rPr>
           <w:rFonts w:ascii="宋体" w:hAnsi="宋体" w:eastAsia="宋体" w:cs="宋体"/>
           <w:sz w:val="24"/>
           <w:szCs w:val="24"/>
         </w:rPr>
-        <w:t>位职责、规范系统操作、提高系统可靠性和维护管理</w:t>
-      </w:r>
+      </w:pPr>
       <w:r>
         <w:rPr>
           <w:rFonts w:ascii="宋体" w:hAnsi="宋体" w:eastAsia="宋体" w:cs="宋体"/>
@@ -2263,46 +2424,16 @@
           <w:sz w:val="24"/>
           <w:szCs w:val="24"/>
         </w:rPr>
-        <w:t>水平，特制定运维工具管</w:t>
+        <w:t>GB/T 28827.3-2012 《信息技术服务 运行维护</w:t>
       </w:r>
       <w:r>
         <w:rPr>
           <w:rFonts w:ascii="宋体" w:hAnsi="宋体" w:eastAsia="宋体" w:cs="宋体"/>
-          <w:spacing w:val="-9"/>
+          <w:spacing w:val="33"/>
           <w:sz w:val="24"/>
           <w:szCs w:val="24"/>
         </w:rPr>
-        <w:t>理制度。</w:t>
-      </w:r>
-    </w:p>
-    <w:p>
-      <w:pPr>
-        <w:pStyle w:val="26"/>
-        <w:bidi w:val="0"/>
-      </w:pPr>
-      <w:bookmarkStart w:id="5" w:name="_Toc1177"/>
-      <w:r>
-        <w:t>适用范围</w:t>
-      </w:r>
-      <w:bookmarkEnd w:id="5"/>
-    </w:p>
-    <w:p>
-      <w:pPr>
-        <w:spacing w:before="176" w:line="362" w:lineRule="auto"/>
-        <w:ind w:left="26" w:right="160" w:firstLine="477"/>
-        <w:rPr>
-          <w:rFonts w:ascii="宋体" w:hAnsi="宋体" w:eastAsia="宋体" w:cs="宋体"/>
-          <w:sz w:val="24"/>
-          <w:szCs w:val="24"/>
-        </w:rPr>
-      </w:pPr>
-      <w:r>
-        <w:rPr>
-          <w:rFonts w:ascii="宋体" w:hAnsi="宋体" w:eastAsia="宋体" w:cs="宋体"/>
-          <w:sz w:val="24"/>
-          <w:szCs w:val="24"/>
-        </w:rPr>
-        <w:t>运行维护服务过程中使用的运行维护工具，主要</w:t>
+        <w:t xml:space="preserve"> </w:t>
       </w:r>
       <w:r>
         <w:rPr>
@@ -2311,39 +2442,17 @@
           <w:sz w:val="24"/>
           <w:szCs w:val="24"/>
         </w:rPr>
-        <w:t>包括运维过程工具、监控</w:t>
+        <w:t>第</w:t>
       </w:r>
       <w:r>
         <w:rPr>
           <w:rFonts w:ascii="宋体" w:hAnsi="宋体" w:eastAsia="宋体" w:cs="宋体"/>
-          <w:spacing w:val="-6"/>
+          <w:spacing w:val="-46"/>
           <w:sz w:val="24"/>
           <w:szCs w:val="24"/>
         </w:rPr>
-        <w:t>工具及其他工具。</w:t>
-      </w:r>
-    </w:p>
-    <w:p>
-      <w:pPr>
-        <w:pStyle w:val="26"/>
-        <w:bidi w:val="0"/>
-      </w:pPr>
-      <w:bookmarkStart w:id="6" w:name="_Toc543"/>
-      <w:r>
-        <w:t>引用文件</w:t>
-      </w:r>
-      <w:bookmarkEnd w:id="6"/>
-    </w:p>
-    <w:p>
-      <w:pPr>
-        <w:spacing w:before="176" w:line="220" w:lineRule="auto"/>
-        <w:ind w:left="521"/>
-        <w:rPr>
-          <w:rFonts w:ascii="宋体" w:hAnsi="宋体" w:eastAsia="宋体" w:cs="宋体"/>
-          <w:sz w:val="24"/>
-          <w:szCs w:val="24"/>
-        </w:rPr>
-      </w:pPr>
+        <w:t xml:space="preserve"> </w:t>
+      </w:r>
       <w:r>
         <w:rPr>
           <w:rFonts w:ascii="宋体" w:hAnsi="宋体" w:eastAsia="宋体" w:cs="宋体"/>
@@ -2351,16 +2460,16 @@
           <w:sz w:val="24"/>
           <w:szCs w:val="24"/>
         </w:rPr>
-        <w:t xml:space="preserve">1. </w:t>
-      </w:r>
-      <w:r>
-        <w:rPr>
-          <w:rFonts w:hint="eastAsia" w:ascii="宋体" w:hAnsi="宋体" w:eastAsia="宋体" w:cs="宋体"/>
-          <w:spacing w:val="-1"/>
+        <w:t>3</w:t>
+      </w:r>
+      <w:r>
+        <w:rPr>
+          <w:rFonts w:ascii="宋体" w:hAnsi="宋体" w:eastAsia="宋体" w:cs="宋体"/>
+          <w:spacing w:val="-48"/>
           <w:sz w:val="24"/>
           <w:szCs w:val="24"/>
         </w:rPr>
-        <w:t>T/CESA 1299—2023</w:t>
+        <w:t xml:space="preserve"> </w:t>
       </w:r>
       <w:r>
         <w:rPr>
@@ -2369,13 +2478,26 @@
           <w:sz w:val="24"/>
           <w:szCs w:val="24"/>
         </w:rPr>
-        <w:t xml:space="preserve"> 《信息技术服务 运行维护服务能力成熟度模型》</w:t>
+        <w:t>部分：应急响应规</w:t>
+      </w:r>
+      <w:r>
+        <w:rPr>
+          <w:rFonts w:ascii="宋体" w:hAnsi="宋体" w:eastAsia="宋体" w:cs="宋体"/>
+          <w:spacing w:val="-8"/>
+          <w:sz w:val="24"/>
+          <w:szCs w:val="24"/>
+        </w:rPr>
+        <w:t>范》</w:t>
       </w:r>
     </w:p>
     <w:p>
       <w:pPr>
-        <w:spacing w:before="182" w:line="220" w:lineRule="auto"/>
-        <w:ind w:left="506"/>
+        <w:numPr>
+          <w:ilvl w:val="0"/>
+          <w:numId w:val="2"/>
+        </w:numPr>
+        <w:spacing w:before="176" w:line="220" w:lineRule="auto"/>
+        <w:ind w:left="425" w:leftChars="0" w:hanging="425" w:firstLineChars="0"/>
         <w:rPr>
           <w:rFonts w:ascii="宋体" w:hAnsi="宋体" w:eastAsia="宋体" w:cs="宋体"/>
           <w:sz w:val="24"/>
@@ -2389,226 +2511,17 @@
           <w:sz w:val="24"/>
           <w:szCs w:val="24"/>
         </w:rPr>
-        <w:t>2. GB/T 28827.1-2022 《信息技术服务</w:t>
-      </w:r>
-      <w:r>
-        <w:rPr>
-          <w:rFonts w:ascii="宋体" w:hAnsi="宋体" w:eastAsia="宋体" w:cs="宋体"/>
-          <w:spacing w:val="-2"/>
-          <w:sz w:val="24"/>
-          <w:szCs w:val="24"/>
-        </w:rPr>
-        <w:t xml:space="preserve"> 运行维护 第</w:t>
-      </w:r>
-      <w:r>
-        <w:rPr>
-          <w:rFonts w:ascii="宋体" w:hAnsi="宋体" w:eastAsia="宋体" w:cs="宋体"/>
-          <w:spacing w:val="-33"/>
-          <w:sz w:val="24"/>
-          <w:szCs w:val="24"/>
-        </w:rPr>
-        <w:t xml:space="preserve"> </w:t>
-      </w:r>
-      <w:r>
-        <w:rPr>
-          <w:rFonts w:ascii="宋体" w:hAnsi="宋体" w:eastAsia="宋体" w:cs="宋体"/>
-          <w:spacing w:val="-2"/>
-          <w:sz w:val="24"/>
-          <w:szCs w:val="24"/>
-        </w:rPr>
-        <w:t>1</w:t>
-      </w:r>
-      <w:r>
-        <w:rPr>
-          <w:rFonts w:ascii="宋体" w:hAnsi="宋体" w:eastAsia="宋体" w:cs="宋体"/>
-          <w:spacing w:val="-47"/>
-          <w:sz w:val="24"/>
-          <w:szCs w:val="24"/>
-        </w:rPr>
-        <w:t xml:space="preserve"> </w:t>
-      </w:r>
-      <w:r>
-        <w:rPr>
-          <w:rFonts w:ascii="宋体" w:hAnsi="宋体" w:eastAsia="宋体" w:cs="宋体"/>
-          <w:spacing w:val="-2"/>
-          <w:sz w:val="24"/>
-          <w:szCs w:val="24"/>
-        </w:rPr>
-        <w:t>部分：通用要求》</w:t>
+        <w:t>GB/T 29264-2012 《信息技术服务 分类与代码》</w:t>
       </w:r>
     </w:p>
     <w:p>
       <w:pPr>
+        <w:numPr>
+          <w:ilvl w:val="0"/>
+          <w:numId w:val="2"/>
+        </w:numPr>
         <w:spacing w:before="182" w:line="220" w:lineRule="auto"/>
-        <w:ind w:left="508"/>
-        <w:rPr>
-          <w:rFonts w:ascii="宋体" w:hAnsi="宋体" w:eastAsia="宋体" w:cs="宋体"/>
-          <w:sz w:val="24"/>
-          <w:szCs w:val="24"/>
-        </w:rPr>
-      </w:pPr>
-      <w:r>
-        <w:rPr>
-          <w:rFonts w:ascii="宋体" w:hAnsi="宋体" w:eastAsia="宋体" w:cs="宋体"/>
-          <w:spacing w:val="-1"/>
-          <w:sz w:val="24"/>
-          <w:szCs w:val="24"/>
-        </w:rPr>
-        <w:t>3. GB/T 28827.2-2012 《信息技术服务 运行维护 第</w:t>
-      </w:r>
-      <w:r>
-        <w:rPr>
-          <w:rFonts w:ascii="宋体" w:hAnsi="宋体" w:eastAsia="宋体" w:cs="宋体"/>
-          <w:spacing w:val="-48"/>
-          <w:sz w:val="24"/>
-          <w:szCs w:val="24"/>
-        </w:rPr>
-        <w:t xml:space="preserve"> </w:t>
-      </w:r>
-      <w:r>
-        <w:rPr>
-          <w:rFonts w:ascii="宋体" w:hAnsi="宋体" w:eastAsia="宋体" w:cs="宋体"/>
-          <w:spacing w:val="-1"/>
-          <w:sz w:val="24"/>
-          <w:szCs w:val="24"/>
-        </w:rPr>
-        <w:t>2</w:t>
-      </w:r>
-      <w:r>
-        <w:rPr>
-          <w:rFonts w:ascii="宋体" w:hAnsi="宋体" w:eastAsia="宋体" w:cs="宋体"/>
-          <w:spacing w:val="-47"/>
-          <w:sz w:val="24"/>
-          <w:szCs w:val="24"/>
-        </w:rPr>
-        <w:t xml:space="preserve"> </w:t>
-      </w:r>
-      <w:r>
-        <w:rPr>
-          <w:rFonts w:ascii="宋体" w:hAnsi="宋体" w:eastAsia="宋体" w:cs="宋体"/>
-          <w:spacing w:val="-1"/>
-          <w:sz w:val="24"/>
-          <w:szCs w:val="24"/>
-        </w:rPr>
-        <w:t>部分：交付</w:t>
-      </w:r>
-      <w:r>
-        <w:rPr>
-          <w:rFonts w:ascii="宋体" w:hAnsi="宋体" w:eastAsia="宋体" w:cs="宋体"/>
-          <w:spacing w:val="-2"/>
-          <w:sz w:val="24"/>
-          <w:szCs w:val="24"/>
-        </w:rPr>
-        <w:t>规范》</w:t>
-      </w:r>
-    </w:p>
-    <w:p>
-      <w:pPr>
-        <w:spacing w:before="183" w:line="292" w:lineRule="auto"/>
-        <w:ind w:left="29" w:right="14" w:firstLine="473"/>
-        <w:rPr>
-          <w:rFonts w:ascii="宋体" w:hAnsi="宋体" w:eastAsia="宋体" w:cs="宋体"/>
-          <w:sz w:val="24"/>
-          <w:szCs w:val="24"/>
-        </w:rPr>
-      </w:pPr>
-      <w:r>
-        <w:rPr>
-          <w:rFonts w:ascii="宋体" w:hAnsi="宋体" w:eastAsia="宋体" w:cs="宋体"/>
-          <w:spacing w:val="-1"/>
-          <w:sz w:val="24"/>
-          <w:szCs w:val="24"/>
-        </w:rPr>
-        <w:t>4. GB/T 28827.3-2012 《信息技术服务 运行维护</w:t>
-      </w:r>
-      <w:r>
-        <w:rPr>
-          <w:rFonts w:ascii="宋体" w:hAnsi="宋体" w:eastAsia="宋体" w:cs="宋体"/>
-          <w:spacing w:val="33"/>
-          <w:sz w:val="24"/>
-          <w:szCs w:val="24"/>
-        </w:rPr>
-        <w:t xml:space="preserve"> </w:t>
-      </w:r>
-      <w:r>
-        <w:rPr>
-          <w:rFonts w:ascii="宋体" w:hAnsi="宋体" w:eastAsia="宋体" w:cs="宋体"/>
-          <w:spacing w:val="-1"/>
-          <w:sz w:val="24"/>
-          <w:szCs w:val="24"/>
-        </w:rPr>
-        <w:t>第</w:t>
-      </w:r>
-      <w:r>
-        <w:rPr>
-          <w:rFonts w:ascii="宋体" w:hAnsi="宋体" w:eastAsia="宋体" w:cs="宋体"/>
-          <w:spacing w:val="-46"/>
-          <w:sz w:val="24"/>
-          <w:szCs w:val="24"/>
-        </w:rPr>
-        <w:t xml:space="preserve"> </w:t>
-      </w:r>
-      <w:r>
-        <w:rPr>
-          <w:rFonts w:ascii="宋体" w:hAnsi="宋体" w:eastAsia="宋体" w:cs="宋体"/>
-          <w:spacing w:val="-1"/>
-          <w:sz w:val="24"/>
-          <w:szCs w:val="24"/>
-        </w:rPr>
-        <w:t>3</w:t>
-      </w:r>
-      <w:r>
-        <w:rPr>
-          <w:rFonts w:ascii="宋体" w:hAnsi="宋体" w:eastAsia="宋体" w:cs="宋体"/>
-          <w:spacing w:val="-48"/>
-          <w:sz w:val="24"/>
-          <w:szCs w:val="24"/>
-        </w:rPr>
-        <w:t xml:space="preserve"> </w:t>
-      </w:r>
-      <w:r>
-        <w:rPr>
-          <w:rFonts w:ascii="宋体" w:hAnsi="宋体" w:eastAsia="宋体" w:cs="宋体"/>
-          <w:spacing w:val="-1"/>
-          <w:sz w:val="24"/>
-          <w:szCs w:val="24"/>
-        </w:rPr>
-        <w:t>部分：应急响应规</w:t>
-      </w:r>
-      <w:r>
-        <w:rPr>
-          <w:rFonts w:ascii="宋体" w:hAnsi="宋体" w:eastAsia="宋体" w:cs="宋体"/>
-          <w:spacing w:val="-8"/>
-          <w:sz w:val="24"/>
-          <w:szCs w:val="24"/>
-        </w:rPr>
-        <w:t>范》</w:t>
-      </w:r>
-    </w:p>
-    <w:p>
-      <w:pPr>
-        <w:spacing w:before="176" w:line="220" w:lineRule="auto"/>
-        <w:ind w:left="508"/>
-        <w:rPr>
-          <w:rFonts w:ascii="宋体" w:hAnsi="宋体" w:eastAsia="宋体" w:cs="宋体"/>
-          <w:sz w:val="24"/>
-          <w:szCs w:val="24"/>
-        </w:rPr>
-      </w:pPr>
-      <w:r>
-        <w:rPr>
-          <w:rFonts w:ascii="宋体" w:hAnsi="宋体" w:eastAsia="宋体" w:cs="宋体"/>
-          <w:spacing w:val="-1"/>
-          <w:sz w:val="24"/>
-          <w:szCs w:val="24"/>
-        </w:rPr>
-        <w:t>5. GB/T 29264-2012 《信息技术服务 分类与代码》</w:t>
-      </w:r>
-    </w:p>
-    <w:p>
-      <w:pPr>
-        <w:spacing w:before="182" w:line="220" w:lineRule="auto"/>
-        <w:ind w:left="505"/>
+        <w:ind w:left="425" w:leftChars="0" w:hanging="425" w:firstLineChars="0"/>
         <w:rPr>
           <w:rFonts w:ascii="宋体" w:hAnsi="宋体" w:eastAsia="宋体" w:cs="宋体"/>
           <w:sz w:val="24"/>
@@ -2622,24 +2535,6 @@
           <w:sz w:val="24"/>
           <w:szCs w:val="24"/>
         </w:rPr>
-        <w:t>6.</w:t>
-      </w:r>
-      <w:r>
-        <w:rPr>
-          <w:rFonts w:ascii="宋体" w:hAnsi="宋体" w:eastAsia="宋体" w:cs="宋体"/>
-          <w:spacing w:val="38"/>
-          <w:sz w:val="24"/>
-          <w:szCs w:val="24"/>
-        </w:rPr>
-        <w:t xml:space="preserve"> </w:t>
-      </w:r>
-      <w:r>
-        <w:rPr>
-          <w:rFonts w:ascii="宋体" w:hAnsi="宋体" w:eastAsia="宋体" w:cs="宋体"/>
-          <w:spacing w:val="-3"/>
-          <w:sz w:val="24"/>
-          <w:szCs w:val="24"/>
-        </w:rPr>
         <w:t>国家有关法律、法规及行业标准</w:t>
       </w:r>
     </w:p>
@@ -2648,7 +2543,7 @@
         <w:pStyle w:val="26"/>
         <w:bidi w:val="0"/>
       </w:pPr>
-      <w:bookmarkStart w:id="7" w:name="_Toc4262"/>
+      <w:bookmarkStart w:id="7" w:name="_Toc7797"/>
       <w:r>
         <w:t>角色与职责</w:t>
       </w:r>
@@ -2663,7 +2558,7 @@
       <w:tblPr>
         <w:tblStyle w:val="24"/>
         <w:tblW w:w="9049" w:type="dxa"/>
-        <w:tblInd w:w="19" w:type="dxa"/>
+        <w:jc w:val="center"/>
         <w:tblBorders>
           <w:top w:val="single" w:color="000000" w:sz="4" w:space="0"/>
           <w:left w:val="single" w:color="000000" w:sz="4" w:space="0"/>
@@ -2705,6 +2600,7 @@
         </w:tblPrEx>
         <w:trPr>
           <w:trHeight w:val="621" w:hRule="atLeast"/>
+          <w:jc w:val="center"/>
         </w:trPr>
         <w:tc>
           <w:tcPr>
@@ -2808,6 +2704,7 @@
         </w:tblPrEx>
         <w:trPr>
           <w:trHeight w:val="1401" w:hRule="atLeast"/>
+          <w:jc w:val="center"/>
         </w:trPr>
         <w:tc>
           <w:tcPr>
@@ -2816,37 +2713,8 @@
             <w:tcBorders>
               <w:bottom w:val="nil"/>
             </w:tcBorders>
-          </w:tcPr>
-          <w:p>
-            <w:pPr>
-              <w:pStyle w:val="25"/>
-              <w:spacing w:line="273" w:lineRule="auto"/>
-            </w:pPr>
-          </w:p>
-          <w:p>
-            <w:pPr>
-              <w:pStyle w:val="25"/>
-              <w:spacing w:line="273" w:lineRule="auto"/>
-            </w:pPr>
-          </w:p>
-          <w:p>
-            <w:pPr>
-              <w:pStyle w:val="25"/>
-              <w:spacing w:line="273" w:lineRule="auto"/>
-            </w:pPr>
-          </w:p>
-          <w:p>
-            <w:pPr>
-              <w:pStyle w:val="25"/>
-              <w:spacing w:line="273" w:lineRule="auto"/>
-            </w:pPr>
-          </w:p>
-          <w:p>
-            <w:pPr>
-              <w:pStyle w:val="25"/>
-              <w:spacing w:line="273" w:lineRule="auto"/>
-            </w:pPr>
-          </w:p>
+            <w:vAlign w:val="center"/>
+          </w:tcPr>
           <w:p>
             <w:pPr>
               <w:spacing w:before="78" w:line="222" w:lineRule="auto"/>
@@ -2873,19 +2741,8 @@
         <w:tc>
           <w:tcPr>
             <w:tcW w:w="1977" w:type="dxa"/>
-          </w:tcPr>
-          <w:p>
-            <w:pPr>
-              <w:pStyle w:val="25"/>
-              <w:spacing w:line="249" w:lineRule="auto"/>
-            </w:pPr>
-          </w:p>
-          <w:p>
-            <w:pPr>
-              <w:pStyle w:val="25"/>
-              <w:spacing w:line="249" w:lineRule="auto"/>
-            </w:pPr>
-          </w:p>
+            <w:vAlign w:val="center"/>
+          </w:tcPr>
           <w:p>
             <w:pPr>
               <w:spacing w:before="78" w:line="220" w:lineRule="auto"/>
@@ -2910,19 +2767,8 @@
         <w:tc>
           <w:tcPr>
             <w:tcW w:w="2265" w:type="dxa"/>
-          </w:tcPr>
-          <w:p>
-            <w:pPr>
-              <w:pStyle w:val="25"/>
-              <w:spacing w:line="249" w:lineRule="auto"/>
-            </w:pPr>
-          </w:p>
-          <w:p>
-            <w:pPr>
-              <w:pStyle w:val="25"/>
-              <w:spacing w:line="249" w:lineRule="auto"/>
-            </w:pPr>
-          </w:p>
+            <w:vAlign w:val="center"/>
+          </w:tcPr>
           <w:p>
             <w:pPr>
               <w:spacing w:before="78" w:line="220" w:lineRule="auto"/>
@@ -3029,6 +2875,7 @@
         </w:tblPrEx>
         <w:trPr>
           <w:trHeight w:val="934" w:hRule="atLeast"/>
+          <w:jc w:val="center"/>
         </w:trPr>
         <w:tc>
           <w:tcPr>
@@ -3038,6 +2885,7 @@
               <w:top w:val="nil"/>
               <w:bottom w:val="nil"/>
             </w:tcBorders>
+            <w:vAlign w:val="center"/>
           </w:tcPr>
           <w:p>
             <w:pPr>
@@ -3048,13 +2896,8 @@
         <w:tc>
           <w:tcPr>
             <w:tcW w:w="1977" w:type="dxa"/>
-          </w:tcPr>
-          <w:p>
-            <w:pPr>
-              <w:pStyle w:val="25"/>
-              <w:spacing w:line="268" w:lineRule="auto"/>
-            </w:pPr>
-          </w:p>
+            <w:vAlign w:val="center"/>
+          </w:tcPr>
           <w:p>
             <w:pPr>
               <w:spacing w:before="78" w:line="220" w:lineRule="auto"/>
@@ -3079,13 +2922,8 @@
         <w:tc>
           <w:tcPr>
             <w:tcW w:w="2265" w:type="dxa"/>
-          </w:tcPr>
-          <w:p>
-            <w:pPr>
-              <w:pStyle w:val="25"/>
-              <w:spacing w:line="268" w:lineRule="auto"/>
-            </w:pPr>
-          </w:p>
+            <w:vAlign w:val="center"/>
+          </w:tcPr>
           <w:p>
             <w:pPr>
               <w:spacing w:before="78" w:line="220" w:lineRule="auto"/>
@@ -3160,6 +2998,7 @@
         </w:tblPrEx>
         <w:trPr>
           <w:trHeight w:val="787" w:hRule="atLeast"/>
+          <w:jc w:val="center"/>
         </w:trPr>
         <w:tc>
           <w:tcPr>
@@ -3168,6 +3007,7 @@
             <w:tcBorders>
               <w:top w:val="nil"/>
             </w:tcBorders>
+            <w:vAlign w:val="center"/>
           </w:tcPr>
           <w:p>
             <w:pPr>
@@ -3178,6 +3018,7 @@
         <w:tc>
           <w:tcPr>
             <w:tcW w:w="1977" w:type="dxa"/>
+            <w:vAlign w:val="center"/>
           </w:tcPr>
           <w:p>
             <w:pPr>
@@ -3203,6 +3044,7 @@
         <w:tc>
           <w:tcPr>
             <w:tcW w:w="2265" w:type="dxa"/>
+            <w:vAlign w:val="center"/>
           </w:tcPr>
           <w:p>
             <w:pPr>
@@ -3270,6 +3112,7 @@
         </w:tblPrEx>
         <w:trPr>
           <w:trHeight w:val="934" w:hRule="atLeast"/>
+          <w:jc w:val="center"/>
         </w:trPr>
         <w:tc>
           <w:tcPr>
@@ -3278,19 +3121,8 @@
             <w:tcBorders>
               <w:bottom w:val="nil"/>
             </w:tcBorders>
-          </w:tcPr>
-          <w:p>
-            <w:pPr>
-              <w:pStyle w:val="25"/>
-              <w:spacing w:line="282" w:lineRule="auto"/>
-            </w:pPr>
-          </w:p>
-          <w:p>
-            <w:pPr>
-              <w:pStyle w:val="25"/>
-              <w:spacing w:line="283" w:lineRule="auto"/>
-            </w:pPr>
-          </w:p>
+            <w:vAlign w:val="center"/>
+          </w:tcPr>
           <w:p>
             <w:pPr>
               <w:spacing w:before="78" w:line="220" w:lineRule="auto"/>
@@ -3317,13 +3149,8 @@
         <w:tc>
           <w:tcPr>
             <w:tcW w:w="1977" w:type="dxa"/>
-          </w:tcPr>
-          <w:p>
-            <w:pPr>
-              <w:pStyle w:val="25"/>
-              <w:spacing w:line="272" w:lineRule="auto"/>
-            </w:pPr>
-          </w:p>
+            <w:vAlign w:val="center"/>
+          </w:tcPr>
           <w:p>
             <w:pPr>
               <w:spacing w:before="78" w:line="220" w:lineRule="auto"/>
@@ -3350,13 +3177,8 @@
         <w:tc>
           <w:tcPr>
             <w:tcW w:w="2265" w:type="dxa"/>
-          </w:tcPr>
-          <w:p>
-            <w:pPr>
-              <w:pStyle w:val="25"/>
-              <w:spacing w:line="272" w:lineRule="auto"/>
-            </w:pPr>
-          </w:p>
+            <w:vAlign w:val="center"/>
+          </w:tcPr>
           <w:p>
             <w:pPr>
               <w:spacing w:before="78" w:line="220" w:lineRule="auto"/>
@@ -3432,6 +3254,7 @@
         </w:tblPrEx>
         <w:trPr>
           <w:trHeight w:val="581" w:hRule="atLeast"/>
+          <w:jc w:val="center"/>
         </w:trPr>
         <w:tc>
           <w:tcPr>
@@ -3440,6 +3263,7 @@
             <w:tcBorders>
               <w:top w:val="nil"/>
             </w:tcBorders>
+            <w:vAlign w:val="center"/>
           </w:tcPr>
           <w:p>
             <w:pPr>
@@ -3450,6 +3274,7 @@
         <w:tc>
           <w:tcPr>
             <w:tcW w:w="1977" w:type="dxa"/>
+            <w:vAlign w:val="center"/>
           </w:tcPr>
           <w:p>
             <w:pPr>
@@ -3475,6 +3300,7 @@
         <w:tc>
           <w:tcPr>
             <w:tcW w:w="2265" w:type="dxa"/>
+            <w:vAlign w:val="center"/>
           </w:tcPr>
           <w:p>
             <w:pPr>
@@ -3529,7 +3355,7 @@
         <w:pStyle w:val="26"/>
         <w:bidi w:val="0"/>
       </w:pPr>
-      <w:bookmarkStart w:id="8" w:name="_Toc6902"/>
+      <w:bookmarkStart w:id="8" w:name="_Toc14171"/>
       <w:r>
         <w:t>运维工具管理</w:t>
       </w:r>
@@ -3542,7 +3368,7 @@
       </w:pPr>
       <w:bookmarkStart w:id="9" w:name="bookmark11"/>
       <w:bookmarkEnd w:id="9"/>
-      <w:bookmarkStart w:id="10" w:name="_Toc14537"/>
+      <w:bookmarkStart w:id="10" w:name="_Toc19046"/>
       <w:r>
         <w:t>公司级管理</w:t>
       </w:r>
@@ -3550,82 +3376,30 @@
     </w:p>
     <w:p>
       <w:pPr>
-        <w:spacing w:before="205" w:line="360" w:lineRule="auto"/>
-        <w:ind w:left="27" w:right="900" w:firstLine="476"/>
-        <w:rPr>
-          <w:rFonts w:ascii="宋体" w:hAnsi="宋体" w:eastAsia="宋体" w:cs="宋体"/>
-          <w:sz w:val="24"/>
-          <w:szCs w:val="24"/>
-        </w:rPr>
-      </w:pPr>
-      <w:r>
-        <w:rPr>
-          <w:rFonts w:ascii="宋体" w:hAnsi="宋体" w:eastAsia="宋体" w:cs="宋体"/>
-          <w:sz w:val="24"/>
-          <w:szCs w:val="24"/>
-        </w:rPr>
-        <w:t>运维工具在公司级的管理是总体协调开发部门和</w:t>
-      </w:r>
-      <w:r>
-        <w:rPr>
-          <w:rFonts w:ascii="宋体" w:hAnsi="宋体" w:eastAsia="宋体" w:cs="宋体"/>
-          <w:spacing w:val="-1"/>
-          <w:sz w:val="24"/>
-          <w:szCs w:val="24"/>
-        </w:rPr>
-        <w:t>项目的应用，统一管理运</w:t>
-      </w:r>
-      <w:r>
-        <w:rPr>
-          <w:rFonts w:ascii="宋体" w:hAnsi="宋体" w:eastAsia="宋体" w:cs="宋体"/>
-          <w:spacing w:val="-3"/>
-          <w:sz w:val="24"/>
-          <w:szCs w:val="24"/>
-        </w:rPr>
-        <w:t>维工具的部署功能升级和需求等。</w:t>
+        <w:pStyle w:val="27"/>
+        <w:bidi w:val="0"/>
+      </w:pPr>
+      <w:r>
+        <w:t>运维工具在公司级的管理是总体协调开发部门和项目的应用，统一管理运维工具的部署功能升级和需求等。</w:t>
       </w:r>
     </w:p>
     <w:p>
       <w:pPr>
-        <w:spacing w:before="1" w:line="361" w:lineRule="auto"/>
-        <w:ind w:left="24" w:right="900" w:firstLine="484"/>
-        <w:jc w:val="both"/>
-        <w:rPr>
-          <w:rFonts w:ascii="宋体" w:hAnsi="宋体" w:eastAsia="宋体" w:cs="宋体"/>
-          <w:sz w:val="24"/>
-          <w:szCs w:val="24"/>
-        </w:rPr>
-      </w:pPr>
-      <w:r>
-        <w:rPr>
-          <w:rFonts w:ascii="宋体" w:hAnsi="宋体" w:eastAsia="宋体" w:cs="宋体"/>
-          <w:spacing w:val="-1"/>
-          <w:sz w:val="24"/>
-          <w:szCs w:val="24"/>
-        </w:rPr>
-        <w:t>管理流程首先由运维部经理根据项目需求提出申请，由研发部经理</w:t>
-      </w:r>
-      <w:r>
-        <w:rPr>
-          <w:rFonts w:ascii="宋体" w:hAnsi="宋体" w:eastAsia="宋体" w:cs="宋体"/>
-          <w:sz w:val="24"/>
-          <w:szCs w:val="24"/>
-        </w:rPr>
-        <w:t>审核需求，通过后由软件工程师进行开发，开发完</w:t>
-      </w:r>
-      <w:r>
-        <w:rPr>
-          <w:rFonts w:ascii="宋体" w:hAnsi="宋体" w:eastAsia="宋体" w:cs="宋体"/>
-          <w:spacing w:val="-1"/>
-          <w:sz w:val="24"/>
-          <w:szCs w:val="24"/>
-        </w:rPr>
-        <w:t>成后由软件测试工程师进行测试，测试通过即完成。</w:t>
+        <w:pStyle w:val="27"/>
+        <w:bidi w:val="0"/>
+      </w:pPr>
+      <w:r>
+        <w:t>管理流程首先由运维部经理根据项目需求提出申请，由研发部经理审核需求，通过后由软件工程师进行开发，开发完成后由软件测试工程师进行测试，测试通过即完成。</w:t>
       </w:r>
     </w:p>
     <w:p>
       <w:pPr>
         <w:spacing w:line="91" w:lineRule="auto"/>
+      </w:pPr>
+    </w:p>
+    <w:p>
+      <w:pPr>
+        <w:spacing w:line="91" w:lineRule="auto"/>
         <w:rPr>
           <w:rFonts w:ascii="Arial"/>
           <w:sz w:val="2"/>
@@ -3633,7 +3407,7 @@
       </w:pPr>
       <w:r>
         <w:pict>
-          <v:shape id="_x0000_s1025" o:spid="_x0000_s1025" style="position:absolute;left:0pt;margin-left:423.6pt;margin-top:320.15pt;height:15.05pt;width:1pt;mso-position-horizontal-relative:page;mso-position-vertical-relative:page;z-index:-251656192;mso-width-relative:page;mso-height-relative:page;" filled="f" stroked="t" coordsize="20,301" o:allowincell="f" path="m10,0l10,300e">
+          <v:shape id="_x0000_s1025" o:spid="_x0000_s1025" style="position:absolute;left:0pt;margin-left:423.6pt;margin-top:320.15pt;height:15.05pt;width:1pt;mso-position-horizontal-relative:page;mso-position-vertical-relative:page;z-index:-251657216;mso-width-relative:page;mso-height-relative:page;" filled="f" stroked="t" coordsize="20,301" o:allowincell="f" path="m10,0l10,300e">
             <v:fill on="f" focussize="0,0"/>
             <v:stroke joinstyle="miter"/>
             <v:imagedata o:title=""/>
@@ -3641,34 +3415,6 @@
           </v:shape>
         </w:pict>
       </w:r>
-      <w:r>
-        <w:pict>
-          <v:shape id="_x0000_s1026" o:spid="_x0000_s1026" style="position:absolute;left:0pt;margin-left:424.1pt;margin-top:324.65pt;height:6.05pt;width:6pt;mso-position-horizontal-relative:page;mso-position-vertical-relative:page;z-index:-251655168;mso-width-relative:page;mso-height-relative:page;" fillcolor="#000000" filled="t" stroked="f" coordsize="120,121" o:allowincell="f" path="m120,120l0,60,120,0,120,120xe">
-            <v:path/>
-            <v:fill on="t" focussize="0,0"/>
-            <v:stroke on="f"/>
-            <v:imagedata o:title=""/>
-            <o:lock v:ext="edit"/>
-          </v:shape>
-        </w:pict>
-      </w:r>
-      <w:r>
-        <w:pict>
-          <v:shape id="_x0000_s1027" o:spid="_x0000_s1027" style="position:absolute;left:0pt;margin-left:273.05pt;margin-top:196.3pt;height:6.1pt;width:6pt;mso-position-horizontal-relative:page;mso-position-vertical-relative:page;z-index:-251657216;mso-width-relative:page;mso-height-relative:page;" fillcolor="#000000" filled="t" stroked="f" coordsize="120,121" o:allowincell="f" path="m119,0l62,121,0,2,119,0xe">
-            <v:path/>
-            <v:fill on="t" focussize="0,0"/>
-            <v:stroke on="f"/>
-            <v:imagedata o:title=""/>
-            <o:lock v:ext="edit"/>
-          </v:shape>
-        </w:pict>
-      </w:r>
-    </w:p>
-    <w:p>
-      <w:pPr>
-        <w:pStyle w:val="12"/>
-        <w:spacing w:line="359" w:lineRule="auto"/>
-      </w:pPr>
       <w:r>
         <w:drawing>
           <wp:inline distT="0" distB="0" distL="114300" distR="114300">
@@ -3715,12 +3461,18 @@
     </w:p>
     <w:p>
       <w:pPr>
+        <w:pStyle w:val="12"/>
+        <w:spacing w:line="359" w:lineRule="auto"/>
+      </w:pPr>
+    </w:p>
+    <w:p>
+      <w:pPr>
         <w:pStyle w:val="28"/>
         <w:bidi w:val="0"/>
       </w:pPr>
       <w:bookmarkStart w:id="11" w:name="bookmark1"/>
       <w:bookmarkEnd w:id="11"/>
-      <w:bookmarkStart w:id="12" w:name="_Toc19900"/>
+      <w:bookmarkStart w:id="12" w:name="_Toc15294"/>
       <w:r>
         <w:t>项目级管理</w:t>
       </w:r>
@@ -3728,39 +3480,11 @@
     </w:p>
     <w:p>
       <w:pPr>
-        <w:spacing w:before="127" w:line="361" w:lineRule="auto"/>
-        <w:ind w:left="25" w:right="428" w:firstLine="477"/>
-        <w:rPr>
-          <w:rFonts w:ascii="宋体" w:hAnsi="宋体" w:eastAsia="宋体" w:cs="宋体"/>
-          <w:sz w:val="24"/>
-          <w:szCs w:val="24"/>
-        </w:rPr>
-      </w:pPr>
-      <w:r>
-        <w:rPr>
-          <w:rFonts w:ascii="宋体" w:hAnsi="宋体" w:eastAsia="宋体" w:cs="宋体"/>
-          <w:sz w:val="24"/>
-          <w:szCs w:val="24"/>
-        </w:rPr>
-        <w:t>在项目中规范系统的使用管理，控制人员的相应权</w:t>
-      </w:r>
-      <w:r>
-        <w:rPr>
-          <w:rFonts w:ascii="宋体" w:hAnsi="宋体" w:eastAsia="宋体" w:cs="宋体"/>
-          <w:spacing w:val="-1"/>
-          <w:sz w:val="24"/>
-          <w:szCs w:val="24"/>
-        </w:rPr>
-        <w:t>限。项目相关人员在使用系统时要提交申请，经各级领导审批后，由运维</w:t>
-      </w:r>
-      <w:r>
-        <w:rPr>
-          <w:rFonts w:ascii="宋体" w:hAnsi="宋体" w:eastAsia="宋体" w:cs="宋体"/>
-          <w:spacing w:val="-2"/>
-          <w:sz w:val="24"/>
-          <w:szCs w:val="24"/>
-        </w:rPr>
-        <w:t>工具管理员确认后修改权限。</w:t>
+        <w:pStyle w:val="27"/>
+        <w:bidi w:val="0"/>
+      </w:pPr>
+      <w:r>
+        <w:t>在项目中规范系统的使用管理，控制人员的相应权限。项目相关人员在使用系统时要提交申请，经各级领导审批后，由运维工具管理员确认后修改权限。</w:t>
       </w:r>
     </w:p>
     <w:p>
@@ -3782,8 +3506,8 @@
       <w:r>
         <w:drawing>
           <wp:inline distT="0" distB="0" distL="114300" distR="114300">
-            <wp:extent cx="4160520" cy="3127375"/>
-            <wp:effectExtent l="0" t="0" r="0" b="12065"/>
+            <wp:extent cx="4564380" cy="3430905"/>
+            <wp:effectExtent l="0" t="0" r="7620" b="13335"/>
             <wp:docPr id="3" name="图片 2"/>
             <wp:cNvGraphicFramePr>
               <a:graphicFrameLocks xmlns:a="http://schemas.openxmlformats.org/drawingml/2006/main" noChangeAspect="1"/>
@@ -3806,7 +3530,7 @@
                   <pic:spPr>
                     <a:xfrm>
                       <a:off x="0" y="0"/>
-                      <a:ext cx="4160520" cy="3127375"/>
+                      <a:ext cx="4564380" cy="3430905"/>
                     </a:xfrm>
                     <a:prstGeom prst="rect">
                       <a:avLst/>
@@ -3828,7 +3552,7 @@
         <w:pStyle w:val="26"/>
         <w:bidi w:val="0"/>
       </w:pPr>
-      <w:bookmarkStart w:id="13" w:name="_Toc5519"/>
+      <w:bookmarkStart w:id="13" w:name="_Toc23869"/>
       <w:r>
         <w:rPr>
           <w:rFonts w:hint="eastAsia"/>
@@ -3847,7 +3571,7 @@
           <w:lang w:val="en-US" w:eastAsia="zh-CN"/>
         </w:rPr>
       </w:pPr>
-      <w:bookmarkStart w:id="14" w:name="_Toc29760"/>
+      <w:bookmarkStart w:id="14" w:name="_Toc31067"/>
       <w:r>
         <w:rPr>
           <w:rFonts w:hint="eastAsia"/>
@@ -3860,6 +3584,7 @@
     <w:p>
       <w:pPr>
         <w:pStyle w:val="27"/>
+        <w:bidi w:val="0"/>
         <w:rPr>
           <w:rFonts w:hint="eastAsia"/>
         </w:rPr>
@@ -3880,7 +3605,7 @@
           <w:lang w:val="en-US" w:eastAsia="zh-CN"/>
         </w:rPr>
       </w:pPr>
-      <w:bookmarkStart w:id="15" w:name="_Toc5920"/>
+      <w:bookmarkStart w:id="15" w:name="_Toc16284"/>
       <w:r>
         <w:rPr>
           <w:rFonts w:hint="eastAsia"/>
@@ -3893,6 +3618,7 @@
     <w:p>
       <w:pPr>
         <w:pStyle w:val="27"/>
+        <w:bidi w:val="0"/>
         <w:rPr>
           <w:rFonts w:hint="eastAsia"/>
         </w:rPr>
@@ -3913,7 +3639,7 @@
           <w:lang w:val="en-US" w:eastAsia="zh-CN"/>
         </w:rPr>
       </w:pPr>
-      <w:bookmarkStart w:id="16" w:name="_Toc3414"/>
+      <w:bookmarkStart w:id="16" w:name="_Toc1978"/>
       <w:r>
         <w:rPr>
           <w:rFonts w:hint="eastAsia"/>
@@ -3939,64 +3665,11 @@
         <w:pStyle w:val="26"/>
         <w:bidi w:val="0"/>
       </w:pPr>
-      <w:bookmarkStart w:id="17" w:name="_Toc31522"/>
+      <w:bookmarkStart w:id="17" w:name="_Toc24242"/>
       <w:r>
         <w:t>运维工具权限和密码管理</w:t>
       </w:r>
       <w:bookmarkEnd w:id="17"/>
-    </w:p>
-    <w:p>
-      <w:pPr>
-        <w:pStyle w:val="39"/>
-        <w:numPr>
-          <w:ilvl w:val="0"/>
-          <w:numId w:val="2"/>
-        </w:numPr>
-        <w:bidi w:val="0"/>
-        <w:ind w:left="425" w:leftChars="0" w:hanging="425" w:firstLineChars="0"/>
-      </w:pPr>
-      <w:r>
-        <w:t>各类运维工具的使用权限，通过审批流程后，分配不同的使用权限。</w:t>
-      </w:r>
-    </w:p>
-    <w:p>
-      <w:pPr>
-        <w:pStyle w:val="39"/>
-        <w:numPr>
-          <w:ilvl w:val="0"/>
-          <w:numId w:val="2"/>
-        </w:numPr>
-        <w:bidi w:val="0"/>
-        <w:ind w:left="425" w:leftChars="0" w:hanging="425" w:firstLineChars="0"/>
-      </w:pPr>
-      <w:r>
-        <w:t>给予运维工具使用权限的人员，只能在给定的权限内使用运维工具来进行运行维护服务，如需越权完成的工作，运维人员要跟部门负责人说明情况，在部门负责人同意的情况下，方可使用越权进行维护工作。</w:t>
-      </w:r>
-    </w:p>
-    <w:p>
-      <w:pPr>
-        <w:pStyle w:val="39"/>
-        <w:numPr>
-          <w:ilvl w:val="0"/>
-          <w:numId w:val="2"/>
-        </w:numPr>
-        <w:bidi w:val="0"/>
-        <w:ind w:left="425" w:leftChars="0" w:hanging="425" w:firstLineChars="0"/>
-      </w:pPr>
-      <w:r>
-        <w:t>对于每一个运维工具密码仅部门负责人、运维人员知晓。不得将密码泄漏与其他人员，尤其是外部人员（包括公司或部门内部非设备责任人等人员）。如有此情况发生，要严格追究相关人员的责任。</w:t>
-      </w:r>
-    </w:p>
-    <w:p>
-      <w:pPr>
-        <w:pStyle w:val="26"/>
-        <w:bidi w:val="0"/>
-      </w:pPr>
-      <w:bookmarkStart w:id="18" w:name="_Toc14758"/>
-      <w:r>
-        <w:t>运维工具日常管理</w:t>
-      </w:r>
-      <w:bookmarkEnd w:id="18"/>
     </w:p>
     <w:p>
       <w:pPr>
@@ -4006,15 +3679,10 @@
           <w:numId w:val="3"/>
         </w:numPr>
         <w:bidi w:val="0"/>
-        <w:rPr>
-          <w:rFonts w:hint="eastAsia"/>
-        </w:rPr>
-      </w:pPr>
-      <w:r>
-        <w:rPr>
-          <w:rFonts w:hint="eastAsia"/>
-        </w:rPr>
-        <w:t>各类运维工具除一次装载到系统内运行外，还必须拥有光盘等备份文件，以便在故障后重新导入；</w:t>
+        <w:ind w:left="425" w:leftChars="0" w:hanging="425" w:firstLineChars="0"/>
+      </w:pPr>
+      <w:r>
+        <w:t>各类运维工具的使用权限，通过审批流程后，分配不同的使用权限。</w:t>
       </w:r>
     </w:p>
     <w:p>
@@ -4025,15 +3693,10 @@
           <w:numId w:val="3"/>
         </w:numPr>
         <w:bidi w:val="0"/>
-        <w:rPr>
-          <w:rFonts w:hint="eastAsia"/>
-        </w:rPr>
-      </w:pPr>
-      <w:r>
-        <w:rPr>
-          <w:rFonts w:hint="eastAsia"/>
-        </w:rPr>
-        <w:t>运维工具升级后须作详细登记并保留最新版本软件拷贝，原版本软件归档保存</w:t>
+        <w:ind w:left="425" w:leftChars="0" w:hanging="425" w:firstLineChars="0"/>
+      </w:pPr>
+      <w:r>
+        <w:t>给予运维工具使用权限的人员，只能在给定的权限内使用运维工具来进行运行维护服务，如需越权完成的工作，运维人员要跟部门负责人说明情况，在部门负责人同意的情况下，方可使用越权进行维护工作。</w:t>
       </w:r>
     </w:p>
     <w:p>
@@ -4044,23 +3707,29 @@
           <w:numId w:val="3"/>
         </w:numPr>
         <w:bidi w:val="0"/>
-        <w:rPr>
-          <w:rFonts w:hint="eastAsia"/>
-        </w:rPr>
-      </w:pPr>
-      <w:r>
-        <w:rPr>
-          <w:rFonts w:hint="eastAsia"/>
-        </w:rPr>
-        <w:t>维护人员应定期跟踪所使用运维工具升级情况和升级后的新功能，必要时提出升级建议。</w:t>
-      </w:r>
+        <w:ind w:left="425" w:leftChars="0" w:hanging="425" w:firstLineChars="0"/>
+      </w:pPr>
+      <w:r>
+        <w:t>对于每一个运维工具密码仅部门负责人、运维人员知晓。不得将密码泄漏与其他人员，尤其是外部人员（包括公司或部门内部非设备责任人等人员）。如有此情况发生，要严格追究相关人员的责任。</w:t>
+      </w:r>
+    </w:p>
+    <w:p>
+      <w:pPr>
+        <w:pStyle w:val="26"/>
+        <w:bidi w:val="0"/>
+      </w:pPr>
+      <w:bookmarkStart w:id="18" w:name="_Toc3076"/>
+      <w:r>
+        <w:t>运维工具日常管理</w:t>
+      </w:r>
+      <w:bookmarkEnd w:id="18"/>
     </w:p>
     <w:p>
       <w:pPr>
         <w:pStyle w:val="39"/>
         <w:numPr>
           <w:ilvl w:val="0"/>
-          <w:numId w:val="3"/>
+          <w:numId w:val="4"/>
         </w:numPr>
         <w:bidi w:val="0"/>
         <w:rPr>
@@ -4071,7 +3740,7 @@
         <w:rPr>
           <w:rFonts w:hint="eastAsia"/>
         </w:rPr>
-        <w:t>对各类运维工具数据应定期进行日志记录备份，并记录备份日期，以便在故障发生后尽快恢复最新的数据；</w:t>
+        <w:t>各类运维工具除一次装载到系统内运行外，还必须拥有光盘等备份文件，以便在故障后重新导入；</w:t>
       </w:r>
     </w:p>
     <w:p>
@@ -4079,7 +3748,7 @@
         <w:pStyle w:val="39"/>
         <w:numPr>
           <w:ilvl w:val="0"/>
-          <w:numId w:val="3"/>
+          <w:numId w:val="4"/>
         </w:numPr>
         <w:bidi w:val="0"/>
         <w:rPr>
@@ -4090,6 +3759,63 @@
         <w:rPr>
           <w:rFonts w:hint="eastAsia"/>
         </w:rPr>
+        <w:t>运维工具升级后须作详细登记并保留最新版本软件拷贝，原版本软件归档保存</w:t>
+      </w:r>
+    </w:p>
+    <w:p>
+      <w:pPr>
+        <w:pStyle w:val="39"/>
+        <w:numPr>
+          <w:ilvl w:val="0"/>
+          <w:numId w:val="4"/>
+        </w:numPr>
+        <w:bidi w:val="0"/>
+        <w:rPr>
+          <w:rFonts w:hint="eastAsia"/>
+        </w:rPr>
+      </w:pPr>
+      <w:r>
+        <w:rPr>
+          <w:rFonts w:hint="eastAsia"/>
+        </w:rPr>
+        <w:t>维护人员应定期跟踪所使用运维工具升级情况和升级后的新功能，必要时提出升级建议。</w:t>
+      </w:r>
+    </w:p>
+    <w:p>
+      <w:pPr>
+        <w:pStyle w:val="39"/>
+        <w:numPr>
+          <w:ilvl w:val="0"/>
+          <w:numId w:val="4"/>
+        </w:numPr>
+        <w:bidi w:val="0"/>
+        <w:rPr>
+          <w:rFonts w:hint="eastAsia"/>
+        </w:rPr>
+      </w:pPr>
+      <w:r>
+        <w:rPr>
+          <w:rFonts w:hint="eastAsia"/>
+        </w:rPr>
+        <w:t>对各类运维工具数据应定期进行日志记录备份，并记录备份日期，以便在故障发生后尽快恢复最新的数据；</w:t>
+      </w:r>
+    </w:p>
+    <w:p>
+      <w:pPr>
+        <w:pStyle w:val="39"/>
+        <w:numPr>
+          <w:ilvl w:val="0"/>
+          <w:numId w:val="4"/>
+        </w:numPr>
+        <w:bidi w:val="0"/>
+        <w:rPr>
+          <w:rFonts w:hint="eastAsia"/>
+        </w:rPr>
+      </w:pPr>
+      <w:r>
+        <w:rPr>
+          <w:rFonts w:hint="eastAsia"/>
+        </w:rPr>
         <w:t>在各类运维工具上进行可能影响业务系统运行或网络稳定性的参数设置、更改和维护等操作时，须有协助人员进行监督和确认，并作好详细的操作记录；工具进行版本升级时，对于不影响业务的升级工作，须以书面形式详细将计划、方案、措施等报上级主管部门备案，操作中避免人为失误造成业务中断；对于影响业务的升级工作，必须提前两周向上级主管部门以书面形式提出申请详细报告计划、方案、措施等，经批准后方可实施</w:t>
       </w:r>
       <w:r>
@@ -4108,7 +3834,7 @@
           <w:rFonts w:hint="eastAsia"/>
         </w:rPr>
       </w:pPr>
-      <w:bookmarkStart w:id="19" w:name="_Toc15052"/>
+      <w:bookmarkStart w:id="19" w:name="_Toc27858"/>
       <w:r>
         <w:rPr>
           <w:rFonts w:hint="eastAsia"/>
@@ -4121,7 +3847,7 @@
     <w:tbl>
       <w:tblPr>
         <w:tblStyle w:val="24"/>
-        <w:tblW w:w="6610" w:type="dxa"/>
+        <w:tblW w:w="8241" w:type="dxa"/>
         <w:tblInd w:w="13" w:type="dxa"/>
         <w:tblBorders>
           <w:top w:val="single" w:color="000000" w:sz="4" w:space="0"/>
@@ -4140,10 +3866,11 @@
         </w:tblCellMar>
       </w:tblPr>
       <w:tblGrid>
-        <w:gridCol w:w="2974"/>
-        <w:gridCol w:w="1796"/>
-        <w:gridCol w:w="920"/>
-        <w:gridCol w:w="920"/>
+        <w:gridCol w:w="1017"/>
+        <w:gridCol w:w="2424"/>
+        <w:gridCol w:w="1968"/>
+        <w:gridCol w:w="1608"/>
+        <w:gridCol w:w="1224"/>
       </w:tblGrid>
       <w:tr>
         <w:tblPrEx>
@@ -4167,131 +3894,250 @@
         </w:trPr>
         <w:tc>
           <w:tcPr>
-            <w:tcW w:w="2974" w:type="dxa"/>
-          </w:tcPr>
-          <w:p>
-            <w:pPr>
-              <w:pStyle w:val="25"/>
-              <w:spacing w:before="137" w:line="224" w:lineRule="auto"/>
-              <w:ind w:left="1263"/>
-              <w:rPr>
-                <w:rFonts w:hint="default"/>
+            <w:tcW w:w="1017" w:type="dxa"/>
+            <w:shd w:val="clear" w:color="auto" w:fill="C0C0C0"/>
+            <w:vAlign w:val="top"/>
+          </w:tcPr>
+          <w:p>
+            <w:pPr>
+              <w:keepNext w:val="0"/>
+              <w:keepLines w:val="0"/>
+              <w:pageBreakBefore w:val="0"/>
+              <w:widowControl w:val="0"/>
+              <w:kinsoku w:val="0"/>
+              <w:wordWrap/>
+              <w:overflowPunct/>
+              <w:topLinePunct w:val="0"/>
+              <w:autoSpaceDE w:val="0"/>
+              <w:autoSpaceDN w:val="0"/>
+              <w:bidi w:val="0"/>
+              <w:adjustRightInd w:val="0"/>
+              <w:snapToGrid w:val="0"/>
+              <w:spacing w:before="205" w:line="221" w:lineRule="auto"/>
+              <w:ind w:left="195" w:leftChars="0"/>
+              <w:textAlignment w:val="baseline"/>
+              <w:rPr>
+                <w:rFonts w:hint="default" w:ascii="宋体" w:hAnsi="宋体" w:eastAsia="宋体" w:cs="宋体"/>
                 <w:b/>
                 <w:bCs/>
-                <w:spacing w:val="-2"/>
-                <w:sz w:val="18"/>
-                <w:szCs w:val="18"/>
-                <w:lang w:val="en-US" w:eastAsia="zh-CN"/>
+                <w:snapToGrid w:val="0"/>
+                <w:color w:val="000000"/>
+                <w:spacing w:val="-7"/>
+                <w:kern w:val="0"/>
+                <w:sz w:val="22"/>
+                <w:szCs w:val="22"/>
+                <w:lang w:val="en-US" w:eastAsia="zh-CN" w:bidi="ar-SA"/>
               </w:rPr>
             </w:pPr>
             <w:r>
               <w:rPr>
-                <w:rFonts w:hint="eastAsia"/>
+                <w:rFonts w:ascii="宋体" w:hAnsi="宋体" w:eastAsia="宋体" w:cs="宋体"/>
                 <w:b/>
                 <w:bCs/>
-                <w:spacing w:val="-2"/>
-                <w:sz w:val="18"/>
-                <w:szCs w:val="18"/>
-                <w:lang w:val="en-US" w:eastAsia="zh-CN"/>
-              </w:rPr>
-              <w:t>考核指标</w:t>
+                <w:spacing w:val="-7"/>
+                <w:sz w:val="22"/>
+                <w:szCs w:val="22"/>
+              </w:rPr>
+              <w:t>序号</w:t>
             </w:r>
           </w:p>
         </w:tc>
         <w:tc>
           <w:tcPr>
-            <w:tcW w:w="1796" w:type="dxa"/>
-          </w:tcPr>
-          <w:p>
-            <w:pPr>
-              <w:pStyle w:val="25"/>
-              <w:spacing w:before="233" w:line="220" w:lineRule="auto"/>
-              <w:ind w:left="321" w:leftChars="0"/>
-              <w:rPr>
-                <w:rFonts w:hint="default"/>
+            <w:tcW w:w="2424" w:type="dxa"/>
+            <w:shd w:val="clear" w:color="auto" w:fill="C0C0C0"/>
+            <w:vAlign w:val="top"/>
+          </w:tcPr>
+          <w:p>
+            <w:pPr>
+              <w:keepNext w:val="0"/>
+              <w:keepLines w:val="0"/>
+              <w:pageBreakBefore w:val="0"/>
+              <w:widowControl w:val="0"/>
+              <w:kinsoku w:val="0"/>
+              <w:wordWrap/>
+              <w:overflowPunct/>
+              <w:topLinePunct w:val="0"/>
+              <w:autoSpaceDE w:val="0"/>
+              <w:autoSpaceDN w:val="0"/>
+              <w:bidi w:val="0"/>
+              <w:adjustRightInd w:val="0"/>
+              <w:snapToGrid w:val="0"/>
+              <w:spacing w:before="205" w:line="221" w:lineRule="auto"/>
+              <w:ind w:left="195" w:leftChars="0"/>
+              <w:textAlignment w:val="baseline"/>
+              <w:rPr>
+                <w:rFonts w:hint="default" w:ascii="宋体" w:hAnsi="宋体" w:eastAsia="宋体" w:cs="宋体"/>
                 <w:b/>
                 <w:bCs/>
-                <w:spacing w:val="-3"/>
-                <w:sz w:val="18"/>
-                <w:szCs w:val="18"/>
-                <w:lang w:val="en-US" w:eastAsia="zh-CN"/>
+                <w:snapToGrid w:val="0"/>
+                <w:color w:val="000000"/>
+                <w:spacing w:val="-7"/>
+                <w:kern w:val="0"/>
+                <w:sz w:val="22"/>
+                <w:szCs w:val="22"/>
+                <w:lang w:val="en-US" w:eastAsia="zh-CN" w:bidi="ar-SA"/>
               </w:rPr>
             </w:pPr>
             <w:r>
               <w:rPr>
-                <w:rFonts w:hint="eastAsia"/>
+                <w:rFonts w:ascii="宋体" w:hAnsi="宋体" w:eastAsia="宋体" w:cs="宋体"/>
                 <w:b/>
                 <w:bCs/>
-                <w:spacing w:val="-3"/>
-                <w:sz w:val="18"/>
-                <w:szCs w:val="18"/>
-                <w:lang w:val="en-US" w:eastAsia="zh-CN"/>
-              </w:rPr>
-              <w:t>计算方式说明</w:t>
+                <w:spacing w:val="-7"/>
+                <w:sz w:val="22"/>
+                <w:szCs w:val="22"/>
+              </w:rPr>
+              <w:t>衡量指标</w:t>
             </w:r>
           </w:p>
         </w:tc>
         <w:tc>
           <w:tcPr>
-            <w:tcW w:w="920" w:type="dxa"/>
-          </w:tcPr>
-          <w:p>
-            <w:pPr>
-              <w:pStyle w:val="25"/>
-              <w:spacing w:before="233" w:line="220" w:lineRule="auto"/>
-              <w:ind w:left="321" w:leftChars="0"/>
-              <w:rPr>
-                <w:rFonts w:hint="default"/>
+            <w:tcW w:w="1968" w:type="dxa"/>
+            <w:shd w:val="clear" w:color="auto" w:fill="C0C0C0"/>
+            <w:vAlign w:val="top"/>
+          </w:tcPr>
+          <w:p>
+            <w:pPr>
+              <w:keepNext w:val="0"/>
+              <w:keepLines w:val="0"/>
+              <w:pageBreakBefore w:val="0"/>
+              <w:widowControl w:val="0"/>
+              <w:kinsoku w:val="0"/>
+              <w:wordWrap/>
+              <w:overflowPunct/>
+              <w:topLinePunct w:val="0"/>
+              <w:autoSpaceDE w:val="0"/>
+              <w:autoSpaceDN w:val="0"/>
+              <w:bidi w:val="0"/>
+              <w:adjustRightInd w:val="0"/>
+              <w:snapToGrid w:val="0"/>
+              <w:spacing w:before="205" w:line="221" w:lineRule="auto"/>
+              <w:ind w:left="195" w:leftChars="0"/>
+              <w:textAlignment w:val="baseline"/>
+              <w:rPr>
+                <w:rFonts w:hint="default" w:ascii="宋体" w:hAnsi="宋体" w:eastAsia="宋体" w:cs="宋体"/>
                 <w:b/>
                 <w:bCs/>
-                <w:spacing w:val="-3"/>
-                <w:sz w:val="18"/>
-                <w:szCs w:val="18"/>
-                <w:lang w:val="en-US" w:eastAsia="zh-CN"/>
+                <w:snapToGrid w:val="0"/>
+                <w:color w:val="000000"/>
+                <w:spacing w:val="-7"/>
+                <w:kern w:val="0"/>
+                <w:sz w:val="22"/>
+                <w:szCs w:val="22"/>
+                <w:lang w:val="en-US" w:eastAsia="zh-CN" w:bidi="ar-SA"/>
               </w:rPr>
             </w:pPr>
             <w:r>
               <w:rPr>
-                <w:rFonts w:hint="eastAsia"/>
+                <w:rFonts w:ascii="宋体" w:hAnsi="宋体" w:eastAsia="宋体" w:cs="宋体"/>
                 <w:b/>
                 <w:bCs/>
-                <w:spacing w:val="-3"/>
-                <w:sz w:val="18"/>
-                <w:szCs w:val="18"/>
-                <w:lang w:val="en-US" w:eastAsia="zh-CN"/>
-              </w:rPr>
-              <w:t>频次</w:t>
+                <w:spacing w:val="-7"/>
+                <w:sz w:val="22"/>
+                <w:szCs w:val="22"/>
+              </w:rPr>
+              <w:t>指标计算说明</w:t>
             </w:r>
           </w:p>
         </w:tc>
         <w:tc>
           <w:tcPr>
-            <w:tcW w:w="920" w:type="dxa"/>
-          </w:tcPr>
-          <w:p>
-            <w:pPr>
-              <w:pStyle w:val="25"/>
-              <w:spacing w:before="233" w:line="220" w:lineRule="auto"/>
-              <w:ind w:left="0" w:leftChars="0" w:right="0" w:rightChars="0" w:firstLine="0" w:firstLineChars="0"/>
-              <w:jc w:val="center"/>
-              <w:rPr>
-                <w:rFonts w:hint="default"/>
+            <w:tcW w:w="1608" w:type="dxa"/>
+            <w:shd w:val="clear" w:color="auto" w:fill="C0C0C0"/>
+            <w:vAlign w:val="top"/>
+          </w:tcPr>
+          <w:p>
+            <w:pPr>
+              <w:keepNext w:val="0"/>
+              <w:keepLines w:val="0"/>
+              <w:pageBreakBefore w:val="0"/>
+              <w:widowControl w:val="0"/>
+              <w:kinsoku w:val="0"/>
+              <w:wordWrap/>
+              <w:overflowPunct/>
+              <w:topLinePunct w:val="0"/>
+              <w:autoSpaceDE w:val="0"/>
+              <w:autoSpaceDN w:val="0"/>
+              <w:bidi w:val="0"/>
+              <w:adjustRightInd w:val="0"/>
+              <w:snapToGrid w:val="0"/>
+              <w:spacing w:before="205" w:line="221" w:lineRule="auto"/>
+              <w:ind w:left="195" w:leftChars="0"/>
+              <w:textAlignment w:val="baseline"/>
+              <w:rPr>
+                <w:rFonts w:hint="default" w:ascii="宋体" w:hAnsi="宋体" w:eastAsia="宋体" w:cs="宋体"/>
                 <w:b/>
                 <w:bCs/>
-                <w:spacing w:val="-3"/>
-                <w:sz w:val="18"/>
-                <w:szCs w:val="18"/>
-                <w:lang w:val="en-US" w:eastAsia="zh-CN"/>
+                <w:snapToGrid w:val="0"/>
+                <w:color w:val="000000"/>
+                <w:spacing w:val="-7"/>
+                <w:kern w:val="0"/>
+                <w:sz w:val="22"/>
+                <w:szCs w:val="22"/>
+                <w:lang w:val="en-US" w:eastAsia="zh-CN" w:bidi="ar-SA"/>
               </w:rPr>
             </w:pPr>
             <w:r>
               <w:rPr>
-                <w:rFonts w:hint="eastAsia"/>
+                <w:rFonts w:hint="eastAsia" w:ascii="宋体" w:hAnsi="宋体" w:eastAsia="宋体" w:cs="宋体"/>
                 <w:b/>
                 <w:bCs/>
-                <w:spacing w:val="-3"/>
-                <w:sz w:val="18"/>
-                <w:szCs w:val="18"/>
+                <w:spacing w:val="-7"/>
+                <w:sz w:val="22"/>
+                <w:szCs w:val="22"/>
+                <w:lang w:val="en-US" w:eastAsia="zh-CN"/>
+              </w:rPr>
+              <w:t>考核频次</w:t>
+            </w:r>
+          </w:p>
+        </w:tc>
+        <w:tc>
+          <w:tcPr>
+            <w:tcW w:w="1224" w:type="dxa"/>
+            <w:shd w:val="clear" w:color="auto" w:fill="C0C0C0"/>
+            <w:vAlign w:val="top"/>
+          </w:tcPr>
+          <w:p>
+            <w:pPr>
+              <w:keepNext w:val="0"/>
+              <w:keepLines w:val="0"/>
+              <w:pageBreakBefore w:val="0"/>
+              <w:widowControl w:val="0"/>
+              <w:kinsoku w:val="0"/>
+              <w:wordWrap/>
+              <w:overflowPunct/>
+              <w:topLinePunct w:val="0"/>
+              <w:autoSpaceDE w:val="0"/>
+              <w:autoSpaceDN w:val="0"/>
+              <w:bidi w:val="0"/>
+              <w:adjustRightInd w:val="0"/>
+              <w:snapToGrid w:val="0"/>
+              <w:spacing w:before="205" w:line="221" w:lineRule="auto"/>
+              <w:ind w:left="195" w:leftChars="0"/>
+              <w:textAlignment w:val="baseline"/>
+              <w:rPr>
+                <w:rFonts w:hint="default" w:ascii="宋体" w:hAnsi="宋体" w:eastAsia="宋体" w:cs="宋体"/>
+                <w:b/>
+                <w:bCs/>
+                <w:snapToGrid w:val="0"/>
+                <w:color w:val="000000"/>
+                <w:spacing w:val="-7"/>
+                <w:kern w:val="0"/>
+                <w:sz w:val="22"/>
+                <w:szCs w:val="22"/>
+                <w:lang w:val="en-US" w:eastAsia="zh-CN" w:bidi="ar-SA"/>
+              </w:rPr>
+            </w:pPr>
+            <w:r>
+              <w:rPr>
+                <w:rFonts w:hint="eastAsia" w:ascii="宋体" w:hAnsi="宋体" w:cs="宋体"/>
+                <w:b/>
+                <w:bCs/>
+                <w:spacing w:val="-7"/>
+                <w:sz w:val="22"/>
+                <w:szCs w:val="22"/>
                 <w:lang w:val="en-US" w:eastAsia="zh-CN"/>
               </w:rPr>
               <w:t>目标值</w:t>
@@ -4301,6 +4147,14 @@
       </w:tr>
       <w:tr>
         <w:tblPrEx>
+          <w:tblBorders>
+            <w:top w:val="single" w:color="000000" w:sz="4" w:space="0"/>
+            <w:left w:val="single" w:color="000000" w:sz="4" w:space="0"/>
+            <w:bottom w:val="single" w:color="000000" w:sz="4" w:space="0"/>
+            <w:right w:val="single" w:color="000000" w:sz="4" w:space="0"/>
+            <w:insideH w:val="single" w:color="000000" w:sz="4" w:space="0"/>
+            <w:insideV w:val="single" w:color="000000" w:sz="4" w:space="0"/>
+          </w:tblBorders>
           <w:tblCellMar>
             <w:top w:w="0" w:type="dxa"/>
             <w:left w:w="0" w:type="dxa"/>
@@ -4313,13 +4167,42 @@
         </w:trPr>
         <w:tc>
           <w:tcPr>
-            <w:tcW w:w="2974" w:type="dxa"/>
+            <w:tcW w:w="1017" w:type="dxa"/>
           </w:tcPr>
           <w:p>
             <w:pPr>
               <w:pStyle w:val="25"/>
               <w:spacing w:before="137" w:line="224" w:lineRule="auto"/>
-              <w:ind w:left="1263"/>
+              <w:ind w:left="0" w:leftChars="0" w:right="0" w:rightChars="0" w:firstLine="0" w:firstLineChars="0"/>
+              <w:jc w:val="center"/>
+              <w:rPr>
+                <w:rFonts w:hint="default"/>
+                <w:spacing w:val="-2"/>
+                <w:sz w:val="18"/>
+                <w:szCs w:val="18"/>
+                <w:lang w:val="en-US" w:eastAsia="zh-CN"/>
+              </w:rPr>
+            </w:pPr>
+            <w:r>
+              <w:rPr>
+                <w:rFonts w:hint="eastAsia"/>
+                <w:spacing w:val="-2"/>
+                <w:sz w:val="18"/>
+                <w:szCs w:val="18"/>
+                <w:lang w:val="en-US" w:eastAsia="zh-CN"/>
+              </w:rPr>
+              <w:t>1</w:t>
+            </w:r>
+          </w:p>
+        </w:tc>
+        <w:tc>
+          <w:tcPr>
+            <w:tcW w:w="2424" w:type="dxa"/>
+          </w:tcPr>
+          <w:p>
+            <w:pPr>
+              <w:pStyle w:val="25"/>
+              <w:spacing w:before="137" w:line="224" w:lineRule="auto"/>
               <w:rPr>
                 <w:rFonts w:hint="default" w:eastAsia="宋体"/>
                 <w:spacing w:val="-2"/>
@@ -4342,7 +4225,7 @@
         </w:tc>
         <w:tc>
           <w:tcPr>
-            <w:tcW w:w="1796" w:type="dxa"/>
+            <w:tcW w:w="1968" w:type="dxa"/>
           </w:tcPr>
           <w:p>
             <w:pPr>
@@ -4371,7 +4254,7 @@
         </w:tc>
         <w:tc>
           <w:tcPr>
-            <w:tcW w:w="920" w:type="dxa"/>
+            <w:tcW w:w="1608" w:type="dxa"/>
           </w:tcPr>
           <w:p>
             <w:pPr>
@@ -4396,13 +4279,11 @@
               </w:rPr>
               <w:t>年度</w:t>
             </w:r>
-            <w:bookmarkStart w:id="20" w:name="_GoBack"/>
-            <w:bookmarkEnd w:id="20"/>
-          </w:p>
-        </w:tc>
-        <w:tc>
-          <w:tcPr>
-            <w:tcW w:w="920" w:type="dxa"/>
+          </w:p>
+        </w:tc>
+        <w:tc>
+          <w:tcPr>
+            <w:tcW w:w="1224" w:type="dxa"/>
           </w:tcPr>
           <w:p>
             <w:pPr>
@@ -4680,13 +4561,33 @@
       </w:rPr>
     </w:lvl>
   </w:abstractNum>
+  <w:abstractNum w:abstractNumId="3">
+    <w:nsid w:val="2BB0BEF3"/>
+    <w:multiLevelType w:val="singleLevel"/>
+    <w:tmpl w:val="2BB0BEF3"/>
+    <w:lvl w:ilvl="0" w:tentative="0">
+      <w:start w:val="1"/>
+      <w:numFmt w:val="decimal"/>
+      <w:lvlText w:val="%1."/>
+      <w:lvlJc w:val="left"/>
+      <w:pPr>
+        <w:ind w:left="425" w:hanging="425"/>
+      </w:pPr>
+      <w:rPr>
+        <w:rFonts w:hint="default"/>
+      </w:rPr>
+    </w:lvl>
+  </w:abstractNum>
   <w:num w:numId="1">
     <w:abstractNumId w:val="0"/>
   </w:num>
   <w:num w:numId="2">
+    <w:abstractNumId w:val="3"/>
+  </w:num>
+  <w:num w:numId="3">
     <w:abstractNumId w:val="2"/>
   </w:num>
-  <w:num w:numId="3">
+  <w:num w:numId="4">
     <w:abstractNumId w:val="1"/>
   </w:num>
 </w:numbering>
@@ -5920,8 +5821,6 @@
   </customSectProps>
   <customShpExts>
     <customShpInfo spid="_x0000_s1025"/>
-    <customShpInfo spid="_x0000_s1026"/>
-    <customShpInfo spid="_x0000_s1027"/>
   </customShpExts>
 </s:customData>
 </file>
